--- a/templates/relazione_base.docx
+++ b/templates/relazione_base.docx
@@ -13,424 +13,1067 @@
           <w:rFonts w:ascii="Calibri" w:hAnsi="Calibri" w:cs="Calibri"/>
           <w:noProof/>
         </w:rPr>
-        <w:pict w14:anchorId="0527ADFD">
-          <v:shapetype id="_x0000_t202" coordsize="21600,21600" o:spt="202" path="m,l,21600r21600,l21600,xe">
-            <v:stroke joinstyle="miter"/>
-            <v:path gradientshapeok="t" o:connecttype="rect"/>
-          </v:shapetype>
-          <v:shape id="Casella di testo 22" o:spid="_x0000_s2380" type="#_x0000_t202" style="position:absolute;margin-left:103.6pt;margin-top:764.4pt;width:435.1pt;height:18.95pt;z-index:251656192;visibility:visible;mso-position-horizontal-relative:page;mso-position-vertical-relative:page;v-text-anchor:bottom" o:gfxdata="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" filled="f" stroked="f" strokeweight=".5pt">
-            <v:textbox style="mso-next-textbox:#Casella di testo 22" inset="0,0,0,0">
-              <w:txbxContent>
-                <w:p>
-                  <w:pPr>
-                    <w:pStyle w:val="Nessunaspaziatura"/>
-                    <w:jc w:val="right"/>
-                    <w:rPr>
-                      <w:caps/>
-                      <w:color w:val="262626"/>
-                      <w:sz w:val="20"/>
-                      <w:szCs w:val="20"/>
-                    </w:rPr>
-                  </w:pPr>
-                  <w:r>
-                    <w:rPr>
-                      <w:color w:val="262626"/>
-                      <w:sz w:val="20"/>
-                      <w:szCs w:val="20"/>
-                    </w:rPr>
-                    <w:t xml:space="preserve">Busnago, </w:t>
-                  </w:r>
-                  <w:r>
-                    <w:rPr>
-                      <w:color w:val="262626"/>
-                      <w:sz w:val="20"/>
-                      <w:szCs w:val="20"/>
-                    </w:rPr>
-                    <w:t>06</w:t>
-                  </w:r>
-                  <w:r>
-                    <w:rPr>
-                      <w:color w:val="262626"/>
-                      <w:sz w:val="20"/>
-                      <w:szCs w:val="20"/>
-                    </w:rPr>
-                    <w:t>/</w:t>
-                  </w:r>
-                  <w:r>
-                    <w:rPr>
-                      <w:color w:val="262626"/>
-                      <w:sz w:val="20"/>
-                      <w:szCs w:val="20"/>
-                    </w:rPr>
-                    <w:t>02</w:t>
-                  </w:r>
-                  <w:r>
-                    <w:rPr>
-                      <w:color w:val="262626"/>
-                      <w:sz w:val="20"/>
-                      <w:szCs w:val="20"/>
-                    </w:rPr>
-                    <w:t>/202</w:t>
-                  </w:r>
-                  <w:r>
-                    <w:rPr>
-                      <w:color w:val="262626"/>
-                      <w:sz w:val="20"/>
-                      <w:szCs w:val="20"/>
-                    </w:rPr>
-                    <w:t>4</w:t>
-                  </w:r>
-                  <w:r>
-                    <w:rPr>
-                      <w:color w:val="262626"/>
-                      <w:sz w:val="20"/>
-                      <w:szCs w:val="20"/>
-                    </w:rPr>
-                    <w:t xml:space="preserve"> </w:t>
-                  </w:r>
-                </w:p>
-              </w:txbxContent>
-            </v:textbox>
-            <w10:wrap type="square" anchorx="page" anchory="page"/>
-          </v:shape>
-        </w:pict>
+        <mc:AlternateContent>
+          <mc:Choice Requires="wps">
+            <w:drawing>
+              <wp:anchor distT="0" distB="0" distL="114300" distR="114300" simplePos="0" relativeHeight="251656192" behindDoc="0" locked="0" layoutInCell="1" allowOverlap="1" wp14:anchorId="16F6FAA4" wp14:editId="7B28A634">
+                <wp:simplePos x="0" y="0"/>
+                <wp:positionH relativeFrom="page">
+                  <wp:posOffset>1315720</wp:posOffset>
+                </wp:positionH>
+                <wp:positionV relativeFrom="page">
+                  <wp:posOffset>9707880</wp:posOffset>
+                </wp:positionV>
+                <wp:extent cx="5525770" cy="240665"/>
+                <wp:effectExtent l="0" t="0" r="0" b="0"/>
+                <wp:wrapSquare wrapText="bothSides"/>
+                <wp:docPr id="1485874173" name="Casella di testo 22"/>
+                <wp:cNvGraphicFramePr>
+                  <a:graphicFrameLocks xmlns:a="http://schemas.openxmlformats.org/drawingml/2006/main"/>
+                </wp:cNvGraphicFramePr>
+                <a:graphic xmlns:a="http://schemas.openxmlformats.org/drawingml/2006/main">
+                  <a:graphicData uri="http://schemas.microsoft.com/office/word/2010/wordprocessingShape">
+                    <wps:wsp>
+                      <wps:cNvSpPr txBox="1">
+                        <a:spLocks/>
+                      </wps:cNvSpPr>
+                      <wps:spPr bwMode="auto">
+                        <a:xfrm>
+                          <a:off x="0" y="0"/>
+                          <a:ext cx="5525770" cy="240665"/>
+                        </a:xfrm>
+                        <a:prstGeom prst="rect">
+                          <a:avLst/>
+                        </a:prstGeom>
+                        <a:noFill/>
+                        <a:ln>
+                          <a:noFill/>
+                        </a:ln>
+                        <a:extLst>
+                          <a:ext uri="{909E8E84-426E-40DD-AFC4-6F175D3DCCD1}">
+                            <a14:hiddenFill xmlns:a14="http://schemas.microsoft.com/office/drawing/2010/main">
+                              <a:solidFill>
+                                <a:srgbClr val="FFFFFF"/>
+                              </a:solidFill>
+                            </a14:hiddenFill>
+                          </a:ext>
+                          <a:ext uri="{91240B29-F687-4F45-9708-019B960494DF}">
+                            <a14:hiddenLine xmlns:a14="http://schemas.microsoft.com/office/drawing/2010/main" w="6350">
+                              <a:solidFill>
+                                <a:srgbClr val="000000"/>
+                              </a:solidFill>
+                              <a:miter lim="800000"/>
+                              <a:headEnd/>
+                              <a:tailEnd/>
+                            </a14:hiddenLine>
+                          </a:ext>
+                        </a:extLst>
+                      </wps:spPr>
+                      <wps:txbx>
+                        <w:txbxContent>
+                          <w:p>
+                            <w:pPr>
+                              <w:pStyle w:val="Nessunaspaziatura"/>
+                              <w:jc w:val="right"/>
+                              <w:rPr>
+                                <w:caps/>
+                                <w:color w:val="262626"/>
+                                <w:sz w:val="20"/>
+                                <w:szCs w:val="20"/>
+                              </w:rPr>
+                            </w:pPr>
+                            <w:r>
+                              <w:rPr>
+                                <w:color w:val="262626"/>
+                                <w:sz w:val="20"/>
+                                <w:szCs w:val="20"/>
+                              </w:rPr>
+                              <w:t xml:space="preserve">Busnago, </w:t>
+                            </w:r>
+                            <w:r>
+                              <w:rPr>
+                                <w:color w:val="262626"/>
+                                <w:sz w:val="20"/>
+                                <w:szCs w:val="20"/>
+                              </w:rPr>
+                              <w:t>06</w:t>
+                            </w:r>
+                            <w:r>
+                              <w:rPr>
+                                <w:color w:val="262626"/>
+                                <w:sz w:val="20"/>
+                                <w:szCs w:val="20"/>
+                              </w:rPr>
+                              <w:t>/</w:t>
+                            </w:r>
+                            <w:r>
+                              <w:rPr>
+                                <w:color w:val="262626"/>
+                                <w:sz w:val="20"/>
+                                <w:szCs w:val="20"/>
+                              </w:rPr>
+                              <w:t>02</w:t>
+                            </w:r>
+                            <w:r>
+                              <w:rPr>
+                                <w:color w:val="262626"/>
+                                <w:sz w:val="20"/>
+                                <w:szCs w:val="20"/>
+                              </w:rPr>
+                              <w:t>/202</w:t>
+                            </w:r>
+                            <w:r>
+                              <w:rPr>
+                                <w:color w:val="262626"/>
+                                <w:sz w:val="20"/>
+                                <w:szCs w:val="20"/>
+                              </w:rPr>
+                              <w:t>4</w:t>
+                            </w:r>
+                            <w:r>
+                              <w:rPr>
+                                <w:color w:val="262626"/>
+                                <w:sz w:val="20"/>
+                                <w:szCs w:val="20"/>
+                              </w:rPr>
+                              <w:t xml:space="preserve"> </w:t>
+                            </w:r>
+                          </w:p>
+                        </w:txbxContent>
+                      </wps:txbx>
+                      <wps:bodyPr rot="0" vert="horz" wrap="square" lIns="0" tIns="0" rIns="0" bIns="0" anchor="b" anchorCtr="0" upright="1">
+                        <a:noAutofit/>
+                      </wps:bodyPr>
+                    </wps:wsp>
+                  </a:graphicData>
+                </a:graphic>
+                <wp14:sizeRelH relativeFrom="page">
+                  <wp14:pctWidth>0</wp14:pctWidth>
+                </wp14:sizeRelH>
+                <wp14:sizeRelV relativeFrom="page">
+                  <wp14:pctHeight>0</wp14:pctHeight>
+                </wp14:sizeRelV>
+              </wp:anchor>
+            </w:drawing>
+          </mc:Choice>
+          <mc:Fallback>
+            <w:pict>
+              <v:shapetype w14:anchorId="16F6FAA4" id="_x0000_t202" coordsize="21600,21600" o:spt="202" path="m,l,21600r21600,l21600,xe">
+                <v:stroke joinstyle="miter"/>
+                <v:path gradientshapeok="t" o:connecttype="rect"/>
+              </v:shapetype>
+              <v:shape id="Casella di testo 22" o:spid="_x0000_s1026" type="#_x0000_t202" style="position:absolute;margin-left:103.6pt;margin-top:764.4pt;width:435.1pt;height:18.95pt;z-index:251656192;visibility:visible;mso-wrap-style:square;mso-width-percent:0;mso-height-percent:0;mso-wrap-distance-left:9pt;mso-wrap-distance-top:0;mso-wrap-distance-right:9pt;mso-wrap-distance-bottom:0;mso-position-horizontal:absolute;mso-position-horizontal-relative:page;mso-position-vertical:absolute;mso-position-vertical-relative:page;mso-width-percent:0;mso-height-percent:0;mso-width-relative:page;mso-height-relative:page;v-text-anchor:bottom" o:gfxdata="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" filled="f" stroked="f" strokeweight=".5pt">
+                <v:path arrowok="t"/>
+                <v:textbox inset="0,0,0,0">
+                  <w:txbxContent>
+                    <w:p>
+                      <w:pPr>
+                        <w:pStyle w:val="Nessunaspaziatura"/>
+                        <w:jc w:val="right"/>
+                        <w:rPr>
+                          <w:caps/>
+                          <w:color w:val="262626"/>
+                          <w:sz w:val="20"/>
+                          <w:szCs w:val="20"/>
+                        </w:rPr>
+                      </w:pPr>
+                      <w:r>
+                        <w:rPr>
+                          <w:color w:val="262626"/>
+                          <w:sz w:val="20"/>
+                          <w:szCs w:val="20"/>
+                        </w:rPr>
+                        <w:t xml:space="preserve">Busnago, </w:t>
+                      </w:r>
+                      <w:r>
+                        <w:rPr>
+                          <w:color w:val="262626"/>
+                          <w:sz w:val="20"/>
+                          <w:szCs w:val="20"/>
+                        </w:rPr>
+                        <w:t>06</w:t>
+                      </w:r>
+                      <w:r>
+                        <w:rPr>
+                          <w:color w:val="262626"/>
+                          <w:sz w:val="20"/>
+                          <w:szCs w:val="20"/>
+                        </w:rPr>
+                        <w:t>/</w:t>
+                      </w:r>
+                      <w:r>
+                        <w:rPr>
+                          <w:color w:val="262626"/>
+                          <w:sz w:val="20"/>
+                          <w:szCs w:val="20"/>
+                        </w:rPr>
+                        <w:t>02</w:t>
+                      </w:r>
+                      <w:r>
+                        <w:rPr>
+                          <w:color w:val="262626"/>
+                          <w:sz w:val="20"/>
+                          <w:szCs w:val="20"/>
+                        </w:rPr>
+                        <w:t>/202</w:t>
+                      </w:r>
+                      <w:r>
+                        <w:rPr>
+                          <w:color w:val="262626"/>
+                          <w:sz w:val="20"/>
+                          <w:szCs w:val="20"/>
+                        </w:rPr>
+                        <w:t>4</w:t>
+                      </w:r>
+                      <w:r>
+                        <w:rPr>
+                          <w:color w:val="262626"/>
+                          <w:sz w:val="20"/>
+                          <w:szCs w:val="20"/>
+                        </w:rPr>
+                        <w:t xml:space="preserve"> </w:t>
+                      </w:r>
+                    </w:p>
+                  </w:txbxContent>
+                </v:textbox>
+                <w10:wrap type="square" anchorx="page" anchory="page"/>
+              </v:shape>
+            </w:pict>
+          </mc:Fallback>
+        </mc:AlternateContent>
       </w:r>
       <w:r>
         <w:rPr>
           <w:rFonts w:ascii="Calibri" w:hAnsi="Calibri" w:cs="Calibri"/>
           <w:noProof/>
         </w:rPr>
-        <w:pict w14:anchorId="5E4A7424">
-          <v:shapetype id="_x0000_t75" coordsize="21600,21600" o:spt="75" o:preferrelative="t" path="m@4@5l@4@11@9@11@9@5xe" filled="f" stroked="f">
-            <v:stroke joinstyle="miter"/>
-            <v:formulas>
-              <v:f eqn="if lineDrawn pixelLineWidth 0"/>
-              <v:f eqn="sum @0 1 0"/>
-              <v:f eqn="sum 0 0 @1"/>
-              <v:f eqn="prod @2 1 2"/>
-              <v:f eqn="prod @3 21600 pixelWidth"/>
-              <v:f eqn="prod @3 21600 pixelHeight"/>
-              <v:f eqn="sum @0 0 1"/>
-              <v:f eqn="prod @6 1 2"/>
-              <v:f eqn="prod @7 21600 pixelWidth"/>
-              <v:f eqn="sum @8 21600 0"/>
-              <v:f eqn="prod @7 21600 pixelHeight"/>
-              <v:f eqn="sum @10 21600 0"/>
-            </v:formulas>
-            <v:path o:extrusionok="f" gradientshapeok="t" o:connecttype="rect"/>
-            <o:lock v:ext="edit" aspectratio="t"/>
-          </v:shapetype>
-          <v:shape id="_x0000_s2391" type="#_x0000_t75" style="position:absolute;margin-left:99.25pt;margin-top:-58.85pt;width:282.6pt;height:71.6pt;z-index:251661312">
-            <v:imagedata r:id="rId8" o:title=""/>
-          </v:shape>
-        </w:pict>
+        <mc:AlternateContent>
+          <mc:Choice Requires="wps">
+            <w:drawing>
+              <wp:anchor distT="0" distB="0" distL="114300" distR="114300" simplePos="0" relativeHeight="251658240" behindDoc="0" locked="0" layoutInCell="1" allowOverlap="1" wp14:anchorId="25CC7366" wp14:editId="5F51EE9D">
+                <wp:simplePos x="0" y="0"/>
+                <wp:positionH relativeFrom="page">
+                  <wp:posOffset>2785110</wp:posOffset>
+                </wp:positionH>
+                <wp:positionV relativeFrom="page">
+                  <wp:posOffset>4409440</wp:posOffset>
+                </wp:positionV>
+                <wp:extent cx="4056380" cy="995045"/>
+                <wp:effectExtent l="0" t="0" r="0" b="0"/>
+                <wp:wrapSquare wrapText="bothSides"/>
+                <wp:docPr id="151742628" name="Text Box 367"/>
+                <wp:cNvGraphicFramePr>
+                  <a:graphicFrameLocks xmlns:a="http://schemas.openxmlformats.org/drawingml/2006/main"/>
+                </wp:cNvGraphicFramePr>
+                <a:graphic xmlns:a="http://schemas.openxmlformats.org/drawingml/2006/main">
+                  <a:graphicData uri="http://schemas.microsoft.com/office/word/2010/wordprocessingShape">
+                    <wps:wsp>
+                      <wps:cNvSpPr txBox="1">
+                        <a:spLocks/>
+                      </wps:cNvSpPr>
+                      <wps:spPr bwMode="auto">
+                        <a:xfrm>
+                          <a:off x="0" y="0"/>
+                          <a:ext cx="4056380" cy="995045"/>
+                        </a:xfrm>
+                        <a:prstGeom prst="rect">
+                          <a:avLst/>
+                        </a:prstGeom>
+                        <a:noFill/>
+                        <a:ln>
+                          <a:noFill/>
+                        </a:ln>
+                        <a:extLst>
+                          <a:ext uri="{909E8E84-426E-40DD-AFC4-6F175D3DCCD1}">
+                            <a14:hiddenFill xmlns:a14="http://schemas.microsoft.com/office/drawing/2010/main">
+                              <a:solidFill>
+                                <a:srgbClr val="FFFFFF"/>
+                              </a:solidFill>
+                            </a14:hiddenFill>
+                          </a:ext>
+                          <a:ext uri="{91240B29-F687-4F45-9708-019B960494DF}">
+                            <a14:hiddenLine xmlns:a14="http://schemas.microsoft.com/office/drawing/2010/main" w="6350">
+                              <a:solidFill>
+                                <a:srgbClr val="000000"/>
+                              </a:solidFill>
+                              <a:miter lim="800000"/>
+                              <a:headEnd/>
+                              <a:tailEnd/>
+                            </a14:hiddenLine>
+                          </a:ext>
+                        </a:extLst>
+                      </wps:spPr>
+                      <wps:txbx>
+                        <w:txbxContent>
+                          <w:p>
+                            <w:pPr>
+                              <w:pStyle w:val="Nessunaspaziatura"/>
+                              <w:jc w:val="center"/>
+                              <w:rPr>
+                                <w:rFonts w:ascii="Calibri Light" w:hAnsi="Calibri Light" w:cs="Calibri Light"/>
+                                <w:color w:val="262626"/>
+                                <w:sz w:val="44"/>
+                                <w:szCs w:val="44"/>
+                              </w:rPr>
+                            </w:pPr>
+                            <w:r>
+                              <w:rPr>
+                                <w:rFonts w:ascii="Calibri Light" w:hAnsi="Calibri Light" w:cs="Calibri Light"/>
+                                <w:color w:val="262626"/>
+                                <w:sz w:val="44"/>
+                                <w:szCs w:val="44"/>
+                              </w:rPr>
+                              <w:t>Nome</w:t>
+                            </w:r>
+                          </w:p>
+                          <w:p>
+                            <w:pPr>
+                              <w:pStyle w:val="Nessunaspaziatura"/>
+                              <w:jc w:val="center"/>
+                              <w:rPr>
+                                <w:rFonts w:ascii="Comic Sans MS" w:hAnsi="Comic Sans MS"/>
+                                <w:caps/>
+                                <w:color w:val="262626"/>
+                                <w:sz w:val="32"/>
+                                <w:szCs w:val="32"/>
+                              </w:rPr>
+                            </w:pPr>
+                          </w:p>
+                        </w:txbxContent>
+                      </wps:txbx>
+                      <wps:bodyPr rot="0" vert="horz" wrap="square" lIns="0" tIns="0" rIns="0" bIns="0" anchor="b" anchorCtr="0" upright="1">
+                        <a:noAutofit/>
+                      </wps:bodyPr>
+                    </wps:wsp>
+                  </a:graphicData>
+                </a:graphic>
+                <wp14:sizeRelH relativeFrom="page">
+                  <wp14:pctWidth>0</wp14:pctWidth>
+                </wp14:sizeRelH>
+                <wp14:sizeRelV relativeFrom="page">
+                  <wp14:pctHeight>0</wp14:pctHeight>
+                </wp14:sizeRelV>
+              </wp:anchor>
+            </w:drawing>
+          </mc:Choice>
+          <mc:Fallback>
+            <w:pict>
+              <v:shape w14:anchorId="25CC7366" id="Text Box 367" o:spid="_x0000_s1027" type="#_x0000_t202" style="position:absolute;margin-left:219.3pt;margin-top:347.2pt;width:319.4pt;height:78.35pt;z-index:251658240;visibility:visible;mso-wrap-style:square;mso-width-percent:0;mso-height-percent:0;mso-wrap-distance-left:9pt;mso-wrap-distance-top:0;mso-wrap-distance-right:9pt;mso-wrap-distance-bottom:0;mso-position-horizontal:absolute;mso-position-horizontal-relative:page;mso-position-vertical:absolute;mso-position-vertical-relative:page;mso-width-percent:0;mso-height-percent:0;mso-width-relative:page;mso-height-relative:page;v-text-anchor:bottom" o:gfxdata="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" filled="f" stroked="f" strokeweight=".5pt">
+                <v:path arrowok="t"/>
+                <v:textbox inset="0,0,0,0">
+                  <w:txbxContent>
+                    <w:p>
+                      <w:pPr>
+                        <w:pStyle w:val="Nessunaspaziatura"/>
+                        <w:jc w:val="center"/>
+                        <w:rPr>
+                          <w:rFonts w:ascii="Calibri Light" w:hAnsi="Calibri Light" w:cs="Calibri Light"/>
+                          <w:color w:val="262626"/>
+                          <w:sz w:val="44"/>
+                          <w:szCs w:val="44"/>
+                        </w:rPr>
+                      </w:pPr>
+                      <w:r>
+                        <w:rPr>
+                          <w:rFonts w:ascii="Calibri Light" w:hAnsi="Calibri Light" w:cs="Calibri Light"/>
+                          <w:color w:val="262626"/>
+                          <w:sz w:val="44"/>
+                          <w:szCs w:val="44"/>
+                        </w:rPr>
+                        <w:t>Nome</w:t>
+                      </w:r>
+                    </w:p>
+                    <w:p>
+                      <w:pPr>
+                        <w:pStyle w:val="Nessunaspaziatura"/>
+                        <w:jc w:val="center"/>
+                        <w:rPr>
+                          <w:rFonts w:ascii="Comic Sans MS" w:hAnsi="Comic Sans MS"/>
+                          <w:caps/>
+                          <w:color w:val="262626"/>
+                          <w:sz w:val="32"/>
+                          <w:szCs w:val="32"/>
+                        </w:rPr>
+                      </w:pPr>
+                    </w:p>
+                  </w:txbxContent>
+                </v:textbox>
+                <w10:wrap type="square" anchorx="page" anchory="page"/>
+              </v:shape>
+            </w:pict>
+          </mc:Fallback>
+        </mc:AlternateContent>
       </w:r>
       <w:r>
         <w:rPr>
           <w:rFonts w:ascii="Calibri" w:hAnsi="Calibri" w:cs="Calibri"/>
           <w:noProof/>
         </w:rPr>
-        <w:pict w14:anchorId="69566082">
-          <v:shape id="_x0000_s2383" type="#_x0000_t202" style="position:absolute;margin-left:219.3pt;margin-top:347.2pt;width:319.4pt;height:78.35pt;z-index:251658240;visibility:visible;mso-position-horizontal-relative:page;mso-position-vertical-relative:page;v-text-anchor:bottom" o:gfxdata="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" filled="f" stroked="f" strokeweight=".5pt">
-            <v:textbox style="mso-next-textbox:#_x0000_s2383" inset="0,0,0,0">
-              <w:txbxContent>
-                <w:p>
-                  <w:pPr>
-                    <w:pStyle w:val="Nessunaspaziatura"/>
-                    <w:jc w:val="center"/>
-                    <w:rPr>
-                      <w:rFonts w:ascii="Calibri Light" w:hAnsi="Calibri Light" w:cs="Calibri Light"/>
-                      <w:color w:val="262626"/>
-                      <w:sz w:val="44"/>
-                      <w:szCs w:val="44"/>
-                    </w:rPr>
-                  </w:pPr>
-                  <w:r>
-                    <w:rPr>
-                      <w:rFonts w:ascii="Calibri Light" w:hAnsi="Calibri Light" w:cs="Calibri Light"/>
-                      <w:color w:val="262626"/>
-                      <w:sz w:val="44"/>
-                      <w:szCs w:val="44"/>
-                    </w:rPr>
-                    <w:t>Nome</w:t>
-                  </w:r>
-                </w:p>
-                <w:p>
-                  <w:pPr>
-                    <w:pStyle w:val="Nessunaspaziatura"/>
-                    <w:jc w:val="center"/>
-                    <w:rPr>
-                      <w:rFonts w:ascii="Calibri Light" w:hAnsi="Calibri Light" w:cs="Calibri Light"/>
-                      <w:color w:val="262626"/>
-                      <w:sz w:val="32"/>
-                      <w:szCs w:val="32"/>
-                    </w:rPr>
-                  </w:pPr>
-                  <w:r>
-                    <w:rPr>
-                      <w:rFonts w:ascii="Calibri Light" w:hAnsi="Calibri Light" w:cs="Calibri Light"/>
-                      <w:color w:val="262626"/>
-                      <w:sz w:val="32"/>
-                      <w:szCs w:val="32"/>
-                    </w:rPr>
-                    <w:t>via della SS. Annunziata 32/A</w:t>
-                  </w:r>
-                </w:p>
-                <w:p>
-                  <w:pPr>
-                    <w:pStyle w:val="Nessunaspaziatura"/>
-                    <w:jc w:val="center"/>
-                    <w:rPr>
-                      <w:rFonts w:ascii="Calibri Light" w:hAnsi="Calibri Light" w:cs="Calibri Light"/>
-                      <w:caps/>
-                      <w:color w:val="262626"/>
-                      <w:sz w:val="32"/>
-                      <w:szCs w:val="32"/>
-                    </w:rPr>
-                  </w:pPr>
-                  <w:r>
-                    <w:rPr>
-                      <w:rFonts w:ascii="Calibri Light" w:hAnsi="Calibri Light" w:cs="Calibri Light"/>
-                      <w:color w:val="262626"/>
-                      <w:sz w:val="32"/>
-                      <w:szCs w:val="32"/>
-                    </w:rPr>
-                    <w:t>55100 Lucca</w:t>
-                  </w:r>
-                </w:p>
-                <w:p>
-                  <w:pPr>
-                    <w:pStyle w:val="Nessunaspaziatura"/>
-                    <w:jc w:val="center"/>
-                    <w:rPr>
-                      <w:rFonts w:ascii="Comic Sans MS" w:hAnsi="Comic Sans MS"/>
-                      <w:caps/>
-                      <w:color w:val="262626"/>
-                      <w:sz w:val="32"/>
-                      <w:szCs w:val="32"/>
-                    </w:rPr>
-                  </w:pPr>
-                </w:p>
-              </w:txbxContent>
-            </v:textbox>
-            <w10:wrap type="square" anchorx="page" anchory="page"/>
-          </v:shape>
-        </w:pict>
+        <mc:AlternateContent>
+          <mc:Choice Requires="wps">
+            <w:drawing>
+              <wp:anchor distT="0" distB="0" distL="114300" distR="114300" simplePos="0" relativeHeight="251657216" behindDoc="0" locked="0" layoutInCell="1" allowOverlap="1" wp14:anchorId="60E95D72" wp14:editId="5ACBE149">
+                <wp:simplePos x="0" y="0"/>
+                <wp:positionH relativeFrom="page">
+                  <wp:posOffset>1025525</wp:posOffset>
+                </wp:positionH>
+                <wp:positionV relativeFrom="page">
+                  <wp:posOffset>4448810</wp:posOffset>
+                </wp:positionV>
+                <wp:extent cx="1715770" cy="855345"/>
+                <wp:effectExtent l="0" t="0" r="0" b="0"/>
+                <wp:wrapSquare wrapText="bothSides"/>
+                <wp:docPr id="1206250449" name="Text Box 366"/>
+                <wp:cNvGraphicFramePr>
+                  <a:graphicFrameLocks xmlns:a="http://schemas.openxmlformats.org/drawingml/2006/main"/>
+                </wp:cNvGraphicFramePr>
+                <a:graphic xmlns:a="http://schemas.openxmlformats.org/drawingml/2006/main">
+                  <a:graphicData uri="http://schemas.microsoft.com/office/word/2010/wordprocessingShape">
+                    <wps:wsp>
+                      <wps:cNvSpPr txBox="1">
+                        <a:spLocks/>
+                      </wps:cNvSpPr>
+                      <wps:spPr bwMode="auto">
+                        <a:xfrm>
+                          <a:off x="0" y="0"/>
+                          <a:ext cx="1715770" cy="855345"/>
+                        </a:xfrm>
+                        <a:prstGeom prst="rect">
+                          <a:avLst/>
+                        </a:prstGeom>
+                        <a:noFill/>
+                        <a:ln>
+                          <a:noFill/>
+                        </a:ln>
+                        <a:extLst>
+                          <a:ext uri="{909E8E84-426E-40DD-AFC4-6F175D3DCCD1}">
+                            <a14:hiddenFill xmlns:a14="http://schemas.microsoft.com/office/drawing/2010/main">
+                              <a:solidFill>
+                                <a:srgbClr val="FFFFFF"/>
+                              </a:solidFill>
+                            </a14:hiddenFill>
+                          </a:ext>
+                          <a:ext uri="{91240B29-F687-4F45-9708-019B960494DF}">
+                            <a14:hiddenLine xmlns:a14="http://schemas.microsoft.com/office/drawing/2010/main" w="6350">
+                              <a:solidFill>
+                                <a:srgbClr val="000000"/>
+                              </a:solidFill>
+                              <a:miter lim="800000"/>
+                              <a:headEnd/>
+                              <a:tailEnd/>
+                            </a14:hiddenLine>
+                          </a:ext>
+                        </a:extLst>
+                      </wps:spPr>
+                      <wps:txbx>
+                        <w:txbxContent>
+                          <w:p>
+                            <w:pPr>
+                              <w:pStyle w:val="Nessunaspaziatura"/>
+                              <w:rPr>
+                                <w:rFonts w:ascii="Calibri Light" w:hAnsi="Calibri Light" w:cs="Calibri Light"/>
+                                <w:caps/>
+                                <w:color w:val="262626"/>
+                                <w:sz w:val="44"/>
+                                <w:szCs w:val="44"/>
+                              </w:rPr>
+                            </w:pPr>
+                            <w:r>
+                              <w:rPr>
+                                <w:rFonts w:ascii="Calibri Light" w:hAnsi="Calibri Light" w:cs="Calibri Light"/>
+                                <w:color w:val="262626"/>
+                                <w:sz w:val="44"/>
+                                <w:szCs w:val="44"/>
+                              </w:rPr>
+                              <w:t>Richiedente:</w:t>
+                            </w:r>
+                          </w:p>
+                        </w:txbxContent>
+                      </wps:txbx>
+                      <wps:bodyPr rot="0" vert="horz" wrap="square" lIns="0" tIns="0" rIns="0" bIns="0" anchor="b" anchorCtr="0" upright="1">
+                        <a:noAutofit/>
+                      </wps:bodyPr>
+                    </wps:wsp>
+                  </a:graphicData>
+                </a:graphic>
+                <wp14:sizeRelH relativeFrom="page">
+                  <wp14:pctWidth>0</wp14:pctWidth>
+                </wp14:sizeRelH>
+                <wp14:sizeRelV relativeFrom="page">
+                  <wp14:pctHeight>8000</wp14:pctHeight>
+                </wp14:sizeRelV>
+              </wp:anchor>
+            </w:drawing>
+          </mc:Choice>
+          <mc:Fallback>
+            <w:pict>
+              <v:shape w14:anchorId="60E95D72" id="Text Box 366" o:spid="_x0000_s1028" type="#_x0000_t202" style="position:absolute;margin-left:80.75pt;margin-top:350.3pt;width:135.1pt;height:67.35pt;z-index:251657216;visibility:visible;mso-wrap-style:square;mso-width-percent:0;mso-height-percent:80;mso-wrap-distance-left:9pt;mso-wrap-distance-top:0;mso-wrap-distance-right:9pt;mso-wrap-distance-bottom:0;mso-position-horizontal:absolute;mso-position-horizontal-relative:page;mso-position-vertical:absolute;mso-position-vertical-relative:page;mso-width-percent:0;mso-height-percent:80;mso-width-relative:page;mso-height-relative:page;v-text-anchor:bottom" o:gfxdata="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" filled="f" stroked="f" strokeweight=".5pt">
+                <v:path arrowok="t"/>
+                <v:textbox inset="0,0,0,0">
+                  <w:txbxContent>
+                    <w:p>
+                      <w:pPr>
+                        <w:pStyle w:val="Nessunaspaziatura"/>
+                        <w:rPr>
+                          <w:rFonts w:ascii="Calibri Light" w:hAnsi="Calibri Light" w:cs="Calibri Light"/>
+                          <w:caps/>
+                          <w:color w:val="262626"/>
+                          <w:sz w:val="44"/>
+                          <w:szCs w:val="44"/>
+                        </w:rPr>
+                      </w:pPr>
+                      <w:r>
+                        <w:rPr>
+                          <w:rFonts w:ascii="Calibri Light" w:hAnsi="Calibri Light" w:cs="Calibri Light"/>
+                          <w:color w:val="262626"/>
+                          <w:sz w:val="44"/>
+                          <w:szCs w:val="44"/>
+                        </w:rPr>
+                        <w:t>Richiedente:</w:t>
+                      </w:r>
+                    </w:p>
+                  </w:txbxContent>
+                </v:textbox>
+                <w10:wrap type="square" anchorx="page" anchory="page"/>
+              </v:shape>
+            </w:pict>
+          </mc:Fallback>
+        </mc:AlternateContent>
       </w:r>
       <w:r>
         <w:rPr>
           <w:rFonts w:ascii="Calibri" w:hAnsi="Calibri" w:cs="Calibri"/>
           <w:noProof/>
         </w:rPr>
-        <w:pict w14:anchorId="31C14B2C">
-          <v:shape id="_x0000_s2382" type="#_x0000_t202" style="position:absolute;margin-left:80.75pt;margin-top:350.3pt;width:135.1pt;height:66.95pt;z-index:251657216;visibility:visible;mso-height-percent:80;mso-position-horizontal-relative:page;mso-position-vertical-relative:page;mso-height-percent:80;v-text-anchor:bottom" o:gfxdata="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" filled="f" stroked="f" strokeweight=".5pt">
-            <v:textbox style="mso-next-textbox:#_x0000_s2382" inset="0,0,0,0">
-              <w:txbxContent>
-                <w:p>
-                  <w:pPr>
-                    <w:pStyle w:val="Nessunaspaziatura"/>
-                    <w:rPr>
-                      <w:rFonts w:ascii="Calibri Light" w:hAnsi="Calibri Light" w:cs="Calibri Light"/>
-                      <w:caps/>
-                      <w:color w:val="262626"/>
-                      <w:sz w:val="44"/>
-                      <w:szCs w:val="44"/>
-                    </w:rPr>
-                  </w:pPr>
-                  <w:r>
-                    <w:rPr>
-                      <w:rFonts w:ascii="Calibri Light" w:hAnsi="Calibri Light" w:cs="Calibri Light"/>
-                      <w:color w:val="262626"/>
-                      <w:sz w:val="44"/>
-                      <w:szCs w:val="44"/>
-                    </w:rPr>
-                    <w:t>Richiedente:</w:t>
-                  </w:r>
-                </w:p>
-              </w:txbxContent>
-            </v:textbox>
-            <w10:wrap type="square" anchorx="page" anchory="page"/>
-          </v:shape>
-        </w:pict>
+        <mc:AlternateContent>
+          <mc:Choice Requires="wps">
+            <w:drawing>
+              <wp:anchor distT="0" distB="0" distL="114300" distR="114300" simplePos="0" relativeHeight="251660288" behindDoc="0" locked="0" layoutInCell="1" allowOverlap="1" wp14:anchorId="01C3157A" wp14:editId="4F085CE6">
+                <wp:simplePos x="0" y="0"/>
+                <wp:positionH relativeFrom="column">
+                  <wp:posOffset>2555240</wp:posOffset>
+                </wp:positionH>
+                <wp:positionV relativeFrom="paragraph">
+                  <wp:posOffset>5500370</wp:posOffset>
+                </wp:positionV>
+                <wp:extent cx="3084830" cy="1255395"/>
+                <wp:effectExtent l="0" t="0" r="1270" b="1905"/>
+                <wp:wrapNone/>
+                <wp:docPr id="1813542222" name="Text Box 365"/>
+                <wp:cNvGraphicFramePr>
+                  <a:graphicFrameLocks xmlns:a="http://schemas.openxmlformats.org/drawingml/2006/main"/>
+                </wp:cNvGraphicFramePr>
+                <a:graphic xmlns:a="http://schemas.openxmlformats.org/drawingml/2006/main">
+                  <a:graphicData uri="http://schemas.microsoft.com/office/word/2010/wordprocessingShape">
+                    <wps:wsp>
+                      <wps:cNvSpPr txBox="1">
+                        <a:spLocks/>
+                      </wps:cNvSpPr>
+                      <wps:spPr bwMode="auto">
+                        <a:xfrm>
+                          <a:off x="0" y="0"/>
+                          <a:ext cx="3084830" cy="1255395"/>
+                        </a:xfrm>
+                        <a:prstGeom prst="rect">
+                          <a:avLst/>
+                        </a:prstGeom>
+                        <a:solidFill>
+                          <a:srgbClr val="FFFFFF"/>
+                        </a:solidFill>
+                        <a:ln w="9525">
+                          <a:solidFill>
+                            <a:srgbClr val="FFFFFF"/>
+                          </a:solidFill>
+                          <a:miter lim="800000"/>
+                          <a:headEnd/>
+                          <a:tailEnd/>
+                        </a:ln>
+                      </wps:spPr>
+                      <wps:txbx>
+                        <w:txbxContent>
+                          <w:p>
+                            <w:proofErr w:type="spellStart"/>
+                            <w:r>
+                              <w:t>Ing</w:t>
+                            </w:r>
+                            <w:proofErr w:type="spellEnd"/>
+                            <w:r>
+                              <w:t xml:space="preserve"> Pasquale Senese</w:t>
+                            </w:r>
+                          </w:p>
+                        </w:txbxContent>
+                      </wps:txbx>
+                      <wps:bodyPr rot="0" vert="horz" wrap="square" lIns="91440" tIns="45720" rIns="91440" bIns="45720" anchor="t" anchorCtr="0" upright="1">
+                        <a:noAutofit/>
+                      </wps:bodyPr>
+                    </wps:wsp>
+                  </a:graphicData>
+                </a:graphic>
+                <wp14:sizeRelH relativeFrom="page">
+                  <wp14:pctWidth>0</wp14:pctWidth>
+                </wp14:sizeRelH>
+                <wp14:sizeRelV relativeFrom="page">
+                  <wp14:pctHeight>0</wp14:pctHeight>
+                </wp14:sizeRelV>
+              </wp:anchor>
+            </w:drawing>
+          </mc:Choice>
+          <mc:Fallback>
+            <w:pict>
+              <v:shape w14:anchorId="01C3157A" id="Text Box 365" o:spid="_x0000_s1029" type="#_x0000_t202" style="position:absolute;margin-left:201.2pt;margin-top:433.1pt;width:242.9pt;height:98.85pt;z-index:251660288;visibility:visible;mso-wrap-style:square;mso-width-percent:0;mso-height-percent:0;mso-wrap-distance-left:9pt;mso-wrap-distance-top:0;mso-wrap-distance-right:9pt;mso-wrap-distance-bottom:0;mso-position-horizontal:absolute;mso-position-horizontal-relative:text;mso-position-vertical:absolute;mso-position-vertical-relative:text;mso-width-percent:0;mso-height-percent:0;mso-width-relative:page;mso-height-relative:page;v-text-anchor:top" o:gfxdata="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" strokecolor="white">
+                <v:path arrowok="t"/>
+                <v:textbox>
+                  <w:txbxContent>
+                    <w:p>
+                      <w:proofErr w:type="spellStart"/>
+                      <w:r>
+                        <w:t>Ing</w:t>
+                      </w:r>
+                      <w:proofErr w:type="spellEnd"/>
+                      <w:r>
+                        <w:t xml:space="preserve"> Pasquale Senese</w:t>
+                      </w:r>
+                    </w:p>
+                  </w:txbxContent>
+                </v:textbox>
+              </v:shape>
+            </w:pict>
+          </mc:Fallback>
+        </mc:AlternateContent>
       </w:r>
       <w:r>
         <w:rPr>
           <w:rFonts w:ascii="Calibri" w:hAnsi="Calibri" w:cs="Calibri"/>
           <w:noProof/>
         </w:rPr>
-        <w:pict w14:anchorId="5F6D98B2">
-          <v:shape id="_x0000_s2390" type="#_x0000_t202" style="position:absolute;margin-left:201.2pt;margin-top:433.1pt;width:242.9pt;height:98.85pt;z-index:251660288" strokecolor="white">
-            <v:textbox>
-              <w:txbxContent>
-                <w:p>
-                  <w:pPr>
-                    <w:pStyle w:val="Nessunaspaziatura"/>
-                    <w:jc w:val="center"/>
-                    <w:rPr>
-                      <w:rFonts w:ascii="Calibri Light" w:hAnsi="Calibri Light" w:cs="Calibri Light"/>
-                      <w:color w:val="262626"/>
-                      <w:sz w:val="44"/>
-                      <w:szCs w:val="44"/>
-                    </w:rPr>
-                  </w:pPr>
-                  <w:r>
-                    <w:rPr>
-                      <w:rFonts w:ascii="Calibri Light" w:hAnsi="Calibri Light" w:cs="Calibri Light"/>
-                      <w:color w:val="262626"/>
-                      <w:sz w:val="44"/>
-                      <w:szCs w:val="44"/>
-                    </w:rPr>
-                    <w:t>Telebit Spa</w:t>
-                  </w:r>
-                </w:p>
-                <w:p>
-                  <w:pPr>
-                    <w:pStyle w:val="Nessunaspaziatura"/>
-                    <w:jc w:val="center"/>
-                    <w:rPr>
-                      <w:rFonts w:ascii="Calibri Light" w:hAnsi="Calibri Light" w:cs="Calibri Light"/>
-                      <w:color w:val="262626"/>
-                      <w:sz w:val="32"/>
-                      <w:szCs w:val="32"/>
-                    </w:rPr>
-                  </w:pPr>
-                  <w:r>
-                    <w:rPr>
-                      <w:rFonts w:ascii="Calibri Light" w:hAnsi="Calibri Light" w:cs="Calibri Light"/>
-                      <w:color w:val="262626"/>
-                      <w:sz w:val="32"/>
-                      <w:szCs w:val="32"/>
-                    </w:rPr>
-                    <w:t>Via S. Rocco, 65</w:t>
-                  </w:r>
-                </w:p>
-                <w:p>
-                  <w:pPr>
-                    <w:pStyle w:val="Nessunaspaziatura"/>
-                    <w:jc w:val="center"/>
-                    <w:rPr>
-                      <w:rFonts w:ascii="Calibri Light" w:hAnsi="Calibri Light" w:cs="Calibri Light"/>
-                      <w:caps/>
-                      <w:color w:val="262626"/>
-                      <w:sz w:val="32"/>
-                      <w:szCs w:val="32"/>
-                    </w:rPr>
-                  </w:pPr>
-                  <w:r>
-                    <w:rPr>
-                      <w:rFonts w:ascii="Calibri Light" w:hAnsi="Calibri Light" w:cs="Calibri Light"/>
-                      <w:color w:val="262626"/>
-                      <w:sz w:val="32"/>
-                      <w:szCs w:val="32"/>
-                    </w:rPr>
-                    <w:t>20874 Busnago</w:t>
-                  </w:r>
-                </w:p>
-                <w:p/>
-              </w:txbxContent>
-            </v:textbox>
-          </v:shape>
-        </w:pict>
+        <mc:AlternateContent>
+          <mc:Choice Requires="wps">
+            <w:drawing>
+              <wp:anchor distT="0" distB="0" distL="114300" distR="114300" simplePos="0" relativeHeight="251659264" behindDoc="0" locked="0" layoutInCell="1" allowOverlap="1" wp14:anchorId="193038BF" wp14:editId="315A8A60">
+                <wp:simplePos x="0" y="0"/>
+                <wp:positionH relativeFrom="page">
+                  <wp:posOffset>1106170</wp:posOffset>
+                </wp:positionH>
+                <wp:positionV relativeFrom="page">
+                  <wp:posOffset>6715125</wp:posOffset>
+                </wp:positionV>
+                <wp:extent cx="1715770" cy="855345"/>
+                <wp:effectExtent l="0" t="0" r="0" b="0"/>
+                <wp:wrapSquare wrapText="bothSides"/>
+                <wp:docPr id="1584394937" name="Text Box 364"/>
+                <wp:cNvGraphicFramePr>
+                  <a:graphicFrameLocks xmlns:a="http://schemas.openxmlformats.org/drawingml/2006/main"/>
+                </wp:cNvGraphicFramePr>
+                <a:graphic xmlns:a="http://schemas.openxmlformats.org/drawingml/2006/main">
+                  <a:graphicData uri="http://schemas.microsoft.com/office/word/2010/wordprocessingShape">
+                    <wps:wsp>
+                      <wps:cNvSpPr txBox="1">
+                        <a:spLocks/>
+                      </wps:cNvSpPr>
+                      <wps:spPr bwMode="auto">
+                        <a:xfrm>
+                          <a:off x="0" y="0"/>
+                          <a:ext cx="1715770" cy="855345"/>
+                        </a:xfrm>
+                        <a:prstGeom prst="rect">
+                          <a:avLst/>
+                        </a:prstGeom>
+                        <a:noFill/>
+                        <a:ln>
+                          <a:noFill/>
+                        </a:ln>
+                        <a:extLst>
+                          <a:ext uri="{909E8E84-426E-40DD-AFC4-6F175D3DCCD1}">
+                            <a14:hiddenFill xmlns:a14="http://schemas.microsoft.com/office/drawing/2010/main">
+                              <a:solidFill>
+                                <a:srgbClr val="FFFFFF"/>
+                              </a:solidFill>
+                            </a14:hiddenFill>
+                          </a:ext>
+                          <a:ext uri="{91240B29-F687-4F45-9708-019B960494DF}">
+                            <a14:hiddenLine xmlns:a14="http://schemas.microsoft.com/office/drawing/2010/main" w="6350">
+                              <a:solidFill>
+                                <a:srgbClr val="000000"/>
+                              </a:solidFill>
+                              <a:miter lim="800000"/>
+                              <a:headEnd/>
+                              <a:tailEnd/>
+                            </a14:hiddenLine>
+                          </a:ext>
+                        </a:extLst>
+                      </wps:spPr>
+                      <wps:txbx>
+                        <w:txbxContent>
+                          <w:p>
+                            <w:pPr>
+                              <w:pStyle w:val="Nessunaspaziatura"/>
+                              <w:rPr>
+                                <w:rFonts w:ascii="Calibri Light" w:hAnsi="Calibri Light" w:cs="Calibri Light"/>
+                                <w:caps/>
+                                <w:color w:val="262626"/>
+                                <w:sz w:val="44"/>
+                                <w:szCs w:val="44"/>
+                              </w:rPr>
+                            </w:pPr>
+                            <w:r>
+                              <w:rPr>
+                                <w:rFonts w:ascii="Calibri Light" w:hAnsi="Calibri Light" w:cs="Calibri Light"/>
+                                <w:color w:val="262626"/>
+                                <w:sz w:val="44"/>
+                                <w:szCs w:val="44"/>
+                              </w:rPr>
+                              <w:t>Progettista:</w:t>
+                            </w:r>
+                          </w:p>
+                        </w:txbxContent>
+                      </wps:txbx>
+                      <wps:bodyPr rot="0" vert="horz" wrap="square" lIns="0" tIns="0" rIns="0" bIns="0" anchor="b" anchorCtr="0" upright="1">
+                        <a:noAutofit/>
+                      </wps:bodyPr>
+                    </wps:wsp>
+                  </a:graphicData>
+                </a:graphic>
+                <wp14:sizeRelH relativeFrom="page">
+                  <wp14:pctWidth>0</wp14:pctWidth>
+                </wp14:sizeRelH>
+                <wp14:sizeRelV relativeFrom="page">
+                  <wp14:pctHeight>8000</wp14:pctHeight>
+                </wp14:sizeRelV>
+              </wp:anchor>
+            </w:drawing>
+          </mc:Choice>
+          <mc:Fallback>
+            <w:pict>
+              <v:shape w14:anchorId="193038BF" id="Text Box 364" o:spid="_x0000_s1030" type="#_x0000_t202" style="position:absolute;margin-left:87.1pt;margin-top:528.75pt;width:135.1pt;height:67.35pt;z-index:251659264;visibility:visible;mso-wrap-style:square;mso-width-percent:0;mso-height-percent:80;mso-wrap-distance-left:9pt;mso-wrap-distance-top:0;mso-wrap-distance-right:9pt;mso-wrap-distance-bottom:0;mso-position-horizontal:absolute;mso-position-horizontal-relative:page;mso-position-vertical:absolute;mso-position-vertical-relative:page;mso-width-percent:0;mso-height-percent:80;mso-width-relative:page;mso-height-relative:page;v-text-anchor:bottom" o:gfxdata="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" filled="f" stroked="f" strokeweight=".5pt">
+                <v:path arrowok="t"/>
+                <v:textbox inset="0,0,0,0">
+                  <w:txbxContent>
+                    <w:p>
+                      <w:pPr>
+                        <w:pStyle w:val="Nessunaspaziatura"/>
+                        <w:rPr>
+                          <w:rFonts w:ascii="Calibri Light" w:hAnsi="Calibri Light" w:cs="Calibri Light"/>
+                          <w:caps/>
+                          <w:color w:val="262626"/>
+                          <w:sz w:val="44"/>
+                          <w:szCs w:val="44"/>
+                        </w:rPr>
+                      </w:pPr>
+                      <w:r>
+                        <w:rPr>
+                          <w:rFonts w:ascii="Calibri Light" w:hAnsi="Calibri Light" w:cs="Calibri Light"/>
+                          <w:color w:val="262626"/>
+                          <w:sz w:val="44"/>
+                          <w:szCs w:val="44"/>
+                        </w:rPr>
+                        <w:t>Progettista:</w:t>
+                      </w:r>
+                    </w:p>
+                  </w:txbxContent>
+                </v:textbox>
+                <w10:wrap type="square" anchorx="page" anchory="page"/>
+              </v:shape>
+            </w:pict>
+          </mc:Fallback>
+        </mc:AlternateContent>
       </w:r>
       <w:r>
         <w:rPr>
           <w:rFonts w:ascii="Calibri" w:hAnsi="Calibri" w:cs="Calibri"/>
           <w:noProof/>
         </w:rPr>
-        <w:pict w14:anchorId="0A87C9F8">
-          <v:shape id="_x0000_s2384" type="#_x0000_t202" style="position:absolute;margin-left:87.1pt;margin-top:528.75pt;width:135.1pt;height:67.35pt;z-index:251659264;visibility:visible;mso-height-percent:80;mso-position-horizontal-relative:page;mso-position-vertical-relative:page;mso-height-percent:80;v-text-anchor:bottom" o:gfxdata="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" filled="f" stroked="f" strokeweight=".5pt">
-            <v:textbox style="mso-next-textbox:#_x0000_s2384" inset="0,0,0,0">
-              <w:txbxContent>
-                <w:p>
-                  <w:pPr>
-                    <w:pStyle w:val="Nessunaspaziatura"/>
-                    <w:rPr>
-                      <w:rFonts w:ascii="Calibri Light" w:hAnsi="Calibri Light" w:cs="Calibri Light"/>
-                      <w:caps/>
-                      <w:color w:val="262626"/>
-                      <w:sz w:val="44"/>
-                      <w:szCs w:val="44"/>
-                    </w:rPr>
-                  </w:pPr>
-                  <w:r>
-                    <w:rPr>
-                      <w:rFonts w:ascii="Calibri Light" w:hAnsi="Calibri Light" w:cs="Calibri Light"/>
-                      <w:color w:val="262626"/>
-                      <w:sz w:val="44"/>
-                      <w:szCs w:val="44"/>
-                    </w:rPr>
-                    <w:t>Progettista:</w:t>
-                  </w:r>
-                </w:p>
-              </w:txbxContent>
-            </v:textbox>
-            <w10:wrap type="square" anchorx="page" anchory="page"/>
-          </v:shape>
-        </w:pict>
+        <mc:AlternateContent>
+          <mc:Choice Requires="wps">
+            <w:drawing>
+              <wp:anchor distT="0" distB="0" distL="114300" distR="114300" simplePos="0" relativeHeight="251655168" behindDoc="0" locked="0" layoutInCell="1" allowOverlap="1" wp14:anchorId="11C0D87C" wp14:editId="22FF08EE">
+                <wp:simplePos x="0" y="0"/>
+                <wp:positionH relativeFrom="page">
+                  <wp:posOffset>1186815</wp:posOffset>
+                </wp:positionH>
+                <wp:positionV relativeFrom="page">
+                  <wp:posOffset>2125980</wp:posOffset>
+                </wp:positionV>
+                <wp:extent cx="5549265" cy="3881120"/>
+                <wp:effectExtent l="0" t="0" r="0" b="0"/>
+                <wp:wrapSquare wrapText="bothSides"/>
+                <wp:docPr id="1119165948" name="Casella di testo 23"/>
+                <wp:cNvGraphicFramePr>
+                  <a:graphicFrameLocks xmlns:a="http://schemas.openxmlformats.org/drawingml/2006/main"/>
+                </wp:cNvGraphicFramePr>
+                <a:graphic xmlns:a="http://schemas.openxmlformats.org/drawingml/2006/main">
+                  <a:graphicData uri="http://schemas.microsoft.com/office/word/2010/wordprocessingShape">
+                    <wps:wsp>
+                      <wps:cNvSpPr txBox="1">
+                        <a:spLocks/>
+                      </wps:cNvSpPr>
+                      <wps:spPr bwMode="auto">
+                        <a:xfrm>
+                          <a:off x="0" y="0"/>
+                          <a:ext cx="5549265" cy="3881120"/>
+                        </a:xfrm>
+                        <a:prstGeom prst="rect">
+                          <a:avLst/>
+                        </a:prstGeom>
+                        <a:noFill/>
+                        <a:ln>
+                          <a:noFill/>
+                        </a:ln>
+                        <a:extLst>
+                          <a:ext uri="{909E8E84-426E-40DD-AFC4-6F175D3DCCD1}">
+                            <a14:hiddenFill xmlns:a14="http://schemas.microsoft.com/office/drawing/2010/main">
+                              <a:solidFill>
+                                <a:srgbClr val="FFFFFF"/>
+                              </a:solidFill>
+                            </a14:hiddenFill>
+                          </a:ext>
+                          <a:ext uri="{91240B29-F687-4F45-9708-019B960494DF}">
+                            <a14:hiddenLine xmlns:a14="http://schemas.microsoft.com/office/drawing/2010/main" w="6350">
+                              <a:solidFill>
+                                <a:srgbClr val="000000"/>
+                              </a:solidFill>
+                              <a:miter lim="800000"/>
+                              <a:headEnd/>
+                              <a:tailEnd/>
+                            </a14:hiddenLine>
+                          </a:ext>
+                        </a:extLst>
+                      </wps:spPr>
+                      <wps:txbx>
+                        <w:txbxContent>
+                          <w:p>
+                            <w:pPr>
+                              <w:pStyle w:val="Nessunaspaziatura"/>
+                              <w:jc w:val="center"/>
+                              <w:rPr>
+                                <w:rFonts w:ascii="Calibri Light" w:hAnsi="Calibri Light" w:cs="Calibri Light"/>
+                                <w:caps/>
+                                <w:color w:val="323E4F"/>
+                                <w:sz w:val="52"/>
+                                <w:szCs w:val="52"/>
+                              </w:rPr>
+                            </w:pPr>
+                            <w:r>
+                              <w:rPr>
+                                <w:rFonts w:ascii="Calibri Light" w:hAnsi="Calibri Light" w:cs="Calibri Light"/>
+                                <w:caps/>
+                                <w:sz w:val="52"/>
+                                <w:szCs w:val="52"/>
+                              </w:rPr>
+                              <w:t>nuovo impianto di ricarica per veicolo elettrico</w:t>
+                            </w:r>
+                          </w:p>
+                          <w:p>
+                            <w:pPr>
+                              <w:pStyle w:val="Nessunaspaziatura"/>
+                              <w:jc w:val="right"/>
+                              <w:rPr>
+                                <w:smallCaps/>
+                                <w:color w:val="44546A"/>
+                                <w:sz w:val="36"/>
+                                <w:szCs w:val="36"/>
+                              </w:rPr>
+                            </w:pPr>
+                          </w:p>
+                        </w:txbxContent>
+                      </wps:txbx>
+                      <wps:bodyPr rot="0" vert="horz" wrap="square" lIns="0" tIns="0" rIns="0" bIns="0" anchor="b" anchorCtr="0" upright="1">
+                        <a:noAutofit/>
+                      </wps:bodyPr>
+                    </wps:wsp>
+                  </a:graphicData>
+                </a:graphic>
+                <wp14:sizeRelH relativeFrom="page">
+                  <wp14:pctWidth>73400</wp14:pctWidth>
+                </wp14:sizeRelH>
+                <wp14:sizeRelV relativeFrom="page">
+                  <wp14:pctHeight>36300</wp14:pctHeight>
+                </wp14:sizeRelV>
+              </wp:anchor>
+            </w:drawing>
+          </mc:Choice>
+          <mc:Fallback>
+            <w:pict>
+              <v:shape w14:anchorId="11C0D87C" id="Casella di testo 23" o:spid="_x0000_s1031" type="#_x0000_t202" style="position:absolute;margin-left:93.45pt;margin-top:167.4pt;width:436.95pt;height:305.6pt;z-index:251655168;visibility:visible;mso-wrap-style:square;mso-width-percent:734;mso-height-percent:363;mso-wrap-distance-left:9pt;mso-wrap-distance-top:0;mso-wrap-distance-right:9pt;mso-wrap-distance-bottom:0;mso-position-horizontal:absolute;mso-position-horizontal-relative:page;mso-position-vertical:absolute;mso-position-vertical-relative:page;mso-width-percent:734;mso-height-percent:363;mso-width-relative:page;mso-height-relative:page;v-text-anchor:bottom" o:gfxdata="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" filled="f" stroked="f" strokeweight=".5pt">
+                <v:path arrowok="t"/>
+                <v:textbox inset="0,0,0,0">
+                  <w:txbxContent>
+                    <w:p>
+                      <w:pPr>
+                        <w:pStyle w:val="Nessunaspaziatura"/>
+                        <w:jc w:val="center"/>
+                        <w:rPr>
+                          <w:rFonts w:ascii="Calibri Light" w:hAnsi="Calibri Light" w:cs="Calibri Light"/>
+                          <w:caps/>
+                          <w:color w:val="323E4F"/>
+                          <w:sz w:val="52"/>
+                          <w:szCs w:val="52"/>
+                        </w:rPr>
+                      </w:pPr>
+                      <w:r>
+                        <w:rPr>
+                          <w:rFonts w:ascii="Calibri Light" w:hAnsi="Calibri Light" w:cs="Calibri Light"/>
+                          <w:caps/>
+                          <w:sz w:val="52"/>
+                          <w:szCs w:val="52"/>
+                        </w:rPr>
+                        <w:t>nuovo impianto di ricarica per veicolo elettrico</w:t>
+                      </w:r>
+                    </w:p>
+                    <w:p>
+                      <w:pPr>
+                        <w:pStyle w:val="Nessunaspaziatura"/>
+                        <w:jc w:val="right"/>
+                        <w:rPr>
+                          <w:smallCaps/>
+                          <w:color w:val="44546A"/>
+                          <w:sz w:val="36"/>
+                          <w:szCs w:val="36"/>
+                        </w:rPr>
+                      </w:pPr>
+                    </w:p>
+                  </w:txbxContent>
+                </v:textbox>
+                <w10:wrap type="square" anchorx="page" anchory="page"/>
+              </v:shape>
+            </w:pict>
+          </mc:Fallback>
+        </mc:AlternateContent>
       </w:r>
       <w:r>
         <w:rPr>
           <w:rFonts w:ascii="Calibri" w:hAnsi="Calibri" w:cs="Calibri"/>
           <w:noProof/>
         </w:rPr>
-        <w:pict w14:anchorId="165BF8C0">
-          <v:shape id="Casella di testo 23" o:spid="_x0000_s2379" type="#_x0000_t202" style="position:absolute;margin-left:93.45pt;margin-top:167.4pt;width:436.95pt;height:305.05pt;z-index:251655168;visibility:visible;mso-width-percent:734;mso-height-percent:363;mso-position-horizontal-relative:page;mso-position-vertical-relative:page;mso-width-percent:734;mso-height-percent:363;v-text-anchor:bottom" o:gfxdata="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" filled="f" stroked="f" strokeweight=".5pt">
-            <v:textbox style="mso-next-textbox:#Casella di testo 23" inset="0,0,0,0">
-              <w:txbxContent>
-                <w:p>
-                  <w:pPr>
-                    <w:pStyle w:val="Nessunaspaziatura"/>
-                    <w:jc w:val="center"/>
-                    <w:rPr>
-                      <w:rFonts w:ascii="Calibri Light" w:hAnsi="Calibri Light" w:cs="Calibri Light"/>
-                      <w:caps/>
-                      <w:color w:val="323E4F"/>
-                      <w:sz w:val="52"/>
-                      <w:szCs w:val="52"/>
-                    </w:rPr>
-                  </w:pPr>
-                  <w:r>
-                    <w:rPr>
-                      <w:rFonts w:ascii="Calibri Light" w:hAnsi="Calibri Light" w:cs="Calibri Light"/>
-                      <w:caps/>
-                      <w:sz w:val="52"/>
-                      <w:szCs w:val="52"/>
-                    </w:rPr>
-                    <w:t>nuovo impianto di ricarica per veicolo elettrico</w:t>
-                  </w:r>
-                </w:p>
-                <w:p>
-                  <w:pPr>
-                    <w:pStyle w:val="Nessunaspaziatura"/>
-                    <w:jc w:val="right"/>
-                    <w:rPr>
-                      <w:smallCaps/>
-                      <w:color w:val="44546A"/>
-                      <w:sz w:val="36"/>
-                      <w:szCs w:val="36"/>
-                    </w:rPr>
-                  </w:pPr>
-                </w:p>
-              </w:txbxContent>
-            </v:textbox>
-            <w10:wrap type="square" anchorx="page" anchory="page"/>
-          </v:shape>
-        </w:pict>
-      </w:r>
-      <w:r>
-        <w:rPr>
-          <w:rFonts w:ascii="Calibri" w:hAnsi="Calibri" w:cs="Calibri"/>
-          <w:noProof/>
-        </w:rPr>
-        <w:pict w14:anchorId="6162A66E">
-          <v:group id="Gruppo 24" o:spid="_x0000_s2376" style="position:absolute;margin-left:26.8pt;margin-top:38.3pt;width:17.25pt;height:765.2pt;z-index:251654144;mso-width-percent:29;mso-height-percent:909;mso-position-horizontal-relative:page;mso-position-vertical-relative:page;mso-width-percent:29;mso-height-percent:909" coordsize="2286,91440" o:gfxdata="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">
-            <v:rect id="Rettangolo 115" o:spid="_x0000_s2377" style="position:absolute;width:2286;height:87820;visibility:visible;v-text-anchor:middle" o:gfxdata="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" fillcolor="#ed7d31" stroked="f" strokeweight="1pt"/>
-            <v:rect id="Rettangolo 116" o:spid="_x0000_s2378" style="position:absolute;top:89154;width:2286;height:2286;visibility:visible;v-text-anchor:middle" o:gfxdata="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" fillcolor="#4472c4" stroked="f" strokeweight="1pt">
-              <o:lock v:ext="edit" aspectratio="t"/>
-            </v:rect>
-            <w10:wrap anchorx="page" anchory="page"/>
-          </v:group>
-        </w:pict>
+        <mc:AlternateContent>
+          <mc:Choice Requires="wpg">
+            <w:drawing>
+              <wp:anchor distT="0" distB="0" distL="114300" distR="114300" simplePos="0" relativeHeight="251654144" behindDoc="0" locked="0" layoutInCell="1" allowOverlap="1" wp14:anchorId="6A06AD55" wp14:editId="4DB69CAE">
+                <wp:simplePos x="0" y="0"/>
+                <wp:positionH relativeFrom="page">
+                  <wp:posOffset>340360</wp:posOffset>
+                </wp:positionH>
+                <wp:positionV relativeFrom="page">
+                  <wp:posOffset>486410</wp:posOffset>
+                </wp:positionV>
+                <wp:extent cx="219075" cy="9719310"/>
+                <wp:effectExtent l="0" t="0" r="0" b="0"/>
+                <wp:wrapNone/>
+                <wp:docPr id="1267516393" name="Gruppo 24"/>
+                <wp:cNvGraphicFramePr>
+                  <a:graphicFrameLocks xmlns:a="http://schemas.openxmlformats.org/drawingml/2006/main"/>
+                </wp:cNvGraphicFramePr>
+                <a:graphic xmlns:a="http://schemas.openxmlformats.org/drawingml/2006/main">
+                  <a:graphicData uri="http://schemas.microsoft.com/office/word/2010/wordprocessingGroup">
+                    <wpg:wgp>
+                      <wpg:cNvGrpSpPr>
+                        <a:grpSpLocks/>
+                      </wpg:cNvGrpSpPr>
+                      <wpg:grpSpPr bwMode="auto">
+                        <a:xfrm>
+                          <a:off x="0" y="0"/>
+                          <a:ext cx="219075" cy="9719310"/>
+                          <a:chOff x="0" y="0"/>
+                          <a:chExt cx="2286" cy="91440"/>
+                        </a:xfrm>
+                      </wpg:grpSpPr>
+                      <wps:wsp>
+                        <wps:cNvPr id="1849415684" name="Rettangolo 115"/>
+                        <wps:cNvSpPr>
+                          <a:spLocks/>
+                        </wps:cNvSpPr>
+                        <wps:spPr bwMode="auto">
+                          <a:xfrm>
+                            <a:off x="0" y="0"/>
+                            <a:ext cx="2286" cy="87820"/>
+                          </a:xfrm>
+                          <a:prstGeom prst="rect">
+                            <a:avLst/>
+                          </a:prstGeom>
+                          <a:solidFill>
+                            <a:srgbClr val="ED7D31"/>
+                          </a:solidFill>
+                          <a:ln>
+                            <a:noFill/>
+                          </a:ln>
+                          <a:extLst>
+                            <a:ext uri="{91240B29-F687-4F45-9708-019B960494DF}">
+                              <a14:hiddenLine xmlns:a14="http://schemas.microsoft.com/office/drawing/2010/main" w="12700">
+                                <a:solidFill>
+                                  <a:srgbClr val="000000"/>
+                                </a:solidFill>
+                                <a:miter lim="800000"/>
+                                <a:headEnd/>
+                                <a:tailEnd/>
+                              </a14:hiddenLine>
+                            </a:ext>
+                          </a:extLst>
+                        </wps:spPr>
+                        <wps:bodyPr rot="0" vert="horz" wrap="square" lIns="91440" tIns="45720" rIns="91440" bIns="45720" anchor="ctr" anchorCtr="0" upright="1">
+                          <a:noAutofit/>
+                        </wps:bodyPr>
+                      </wps:wsp>
+                      <wps:wsp>
+                        <wps:cNvPr id="61457805" name="Rettangolo 116"/>
+                        <wps:cNvSpPr>
+                          <a:spLocks/>
+                        </wps:cNvSpPr>
+                        <wps:spPr bwMode="auto">
+                          <a:xfrm>
+                            <a:off x="0" y="89154"/>
+                            <a:ext cx="2286" cy="2286"/>
+                          </a:xfrm>
+                          <a:prstGeom prst="rect">
+                            <a:avLst/>
+                          </a:prstGeom>
+                          <a:solidFill>
+                            <a:srgbClr val="4472C4"/>
+                          </a:solidFill>
+                          <a:ln>
+                            <a:noFill/>
+                          </a:ln>
+                          <a:extLst>
+                            <a:ext uri="{91240B29-F687-4F45-9708-019B960494DF}">
+                              <a14:hiddenLine xmlns:a14="http://schemas.microsoft.com/office/drawing/2010/main" w="12700">
+                                <a:solidFill>
+                                  <a:srgbClr val="000000"/>
+                                </a:solidFill>
+                                <a:miter lim="800000"/>
+                                <a:headEnd/>
+                                <a:tailEnd/>
+                              </a14:hiddenLine>
+                            </a:ext>
+                          </a:extLst>
+                        </wps:spPr>
+                        <wps:bodyPr rot="0" vert="horz" wrap="square" lIns="91440" tIns="45720" rIns="91440" bIns="45720" anchor="ctr" anchorCtr="0" upright="1">
+                          <a:noAutofit/>
+                        </wps:bodyPr>
+                      </wps:wsp>
+                    </wpg:wgp>
+                  </a:graphicData>
+                </a:graphic>
+                <wp14:sizeRelH relativeFrom="page">
+                  <wp14:pctWidth>2900</wp14:pctWidth>
+                </wp14:sizeRelH>
+                <wp14:sizeRelV relativeFrom="page">
+                  <wp14:pctHeight>90900</wp14:pctHeight>
+                </wp14:sizeRelV>
+              </wp:anchor>
+            </w:drawing>
+          </mc:Choice>
+          <mc:Fallback>
+            <w:pict>
+              <v:group w14:anchorId="302B7B9C" id="Gruppo 24" o:spid="_x0000_s1026" style="position:absolute;margin-left:26.8pt;margin-top:38.3pt;width:17.25pt;height:765.3pt;z-index:251654144;mso-width-percent:29;mso-height-percent:909;mso-position-horizontal-relative:page;mso-position-vertical-relative:page;mso-width-percent:29;mso-height-percent:909" coordsize="2286,91440" o:gfxdata="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">
+                <v:rect id="Rettangolo 115" o:spid="_x0000_s1027" style="position:absolute;width:2286;height:87820;visibility:visible;mso-wrap-style:square;v-text-anchor:middle" o:gfxdata="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" fillcolor="#ed7d31" stroked="f" strokeweight="1pt">
+                  <v:path arrowok="t"/>
+                </v:rect>
+                <v:rect id="Rettangolo 116" o:spid="_x0000_s1028" style="position:absolute;top:89154;width:2286;height:2286;visibility:visible;mso-wrap-style:square;v-text-anchor:middle" o:gfxdata="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" fillcolor="#4472c4" stroked="f" strokeweight="1pt">
+                  <v:path arrowok="t"/>
+                </v:rect>
+                <w10:wrap anchorx="page" anchory="page"/>
+              </v:group>
+            </w:pict>
+          </mc:Fallback>
+        </mc:AlternateContent>
       </w:r>
     </w:p>
     <w:p>
@@ -438,6 +1081,7 @@
         <w:pStyle w:val="Titolosommario"/>
         <w:tabs>
           <w:tab w:val="left" w:pos="4234"/>
+          <w:tab w:val="left" w:pos="5620"/>
         </w:tabs>
         <w:spacing w:before="15960"/>
         <w:rPr>
@@ -456,6 +1100,12 @@
           <w:rFonts w:cs="Calibri Light"/>
         </w:rPr>
         <w:t>ommario</w:t>
+      </w:r>
+      <w:r>
+        <w:rPr>
+          <w:rFonts w:cs="Calibri Light"/>
+        </w:rPr>
+        <w:tab/>
       </w:r>
       <w:r>
         <w:rPr>
@@ -6670,13 +7320,83 @@
         <w:t xml:space="preserve"> </w:t>
       </w:r>
       <w:r>
-        <w:pict w14:anchorId="2097AB25">
-          <v:shapetype id="_x0000_t32" coordsize="21600,21600" o:spt="32" o:oned="t" path="m,l21600,21600e" filled="f">
-            <v:path arrowok="t" fillok="f" o:connecttype="none"/>
-            <o:lock v:ext="edit" shapetype="t"/>
-          </v:shapetype>
-          <v:shape id="_x0000_s2321" type="#_x0000_t32" style="position:absolute;left:0;text-align:left;margin-left:275.95pt;margin-top:72.4pt;width:.5pt;height:3.95pt;flip:x;z-index:251652096;mso-position-horizontal-relative:text;mso-position-vertical-relative:text" o:connectortype="straight" strokecolor="yellow" strokeweight="1pt"/>
-        </w:pict>
+        <w:rPr>
+          <w:noProof/>
+        </w:rPr>
+        <mc:AlternateContent>
+          <mc:Choice Requires="wps">
+            <w:drawing>
+              <wp:anchor distT="0" distB="0" distL="114300" distR="114300" simplePos="0" relativeHeight="251652096" behindDoc="0" locked="0" layoutInCell="1" allowOverlap="1" wp14:anchorId="30F2E6BD" wp14:editId="69A314E2">
+                <wp:simplePos x="0" y="0"/>
+                <wp:positionH relativeFrom="column">
+                  <wp:posOffset>3504565</wp:posOffset>
+                </wp:positionH>
+                <wp:positionV relativeFrom="paragraph">
+                  <wp:posOffset>919480</wp:posOffset>
+                </wp:positionV>
+                <wp:extent cx="6350" cy="50165"/>
+                <wp:effectExtent l="0" t="0" r="6350" b="635"/>
+                <wp:wrapNone/>
+                <wp:docPr id="1595131788" name="AutoShape 359"/>
+                <wp:cNvGraphicFramePr>
+                  <a:graphicFrameLocks xmlns:a="http://schemas.openxmlformats.org/drawingml/2006/main"/>
+                </wp:cNvGraphicFramePr>
+                <a:graphic xmlns:a="http://schemas.openxmlformats.org/drawingml/2006/main">
+                  <a:graphicData uri="http://schemas.microsoft.com/office/word/2010/wordprocessingShape">
+                    <wps:wsp>
+                      <wps:cNvCnPr>
+                        <a:cxnSpLocks/>
+                      </wps:cNvCnPr>
+                      <wps:spPr bwMode="auto">
+                        <a:xfrm flipH="1">
+                          <a:off x="0" y="0"/>
+                          <a:ext cx="6350" cy="50165"/>
+                        </a:xfrm>
+                        <a:prstGeom prst="straightConnector1">
+                          <a:avLst/>
+                        </a:prstGeom>
+                        <a:noFill/>
+                        <a:ln w="12700">
+                          <a:solidFill>
+                            <a:srgbClr val="FFFF00"/>
+                          </a:solidFill>
+                          <a:round/>
+                          <a:headEnd/>
+                          <a:tailEnd/>
+                        </a:ln>
+                        <a:extLst>
+                          <a:ext uri="{909E8E84-426E-40DD-AFC4-6F175D3DCCD1}">
+                            <a14:hiddenFill xmlns:a14="http://schemas.microsoft.com/office/drawing/2010/main">
+                              <a:noFill/>
+                            </a14:hiddenFill>
+                          </a:ext>
+                        </a:extLst>
+                      </wps:spPr>
+                      <wps:bodyPr/>
+                    </wps:wsp>
+                  </a:graphicData>
+                </a:graphic>
+                <wp14:sizeRelH relativeFrom="page">
+                  <wp14:pctWidth>0</wp14:pctWidth>
+                </wp14:sizeRelH>
+                <wp14:sizeRelV relativeFrom="page">
+                  <wp14:pctHeight>0</wp14:pctHeight>
+                </wp14:sizeRelV>
+              </wp:anchor>
+            </w:drawing>
+          </mc:Choice>
+          <mc:Fallback>
+            <w:pict>
+              <v:shapetype w14:anchorId="1237F58F" id="_x0000_t32" coordsize="21600,21600" o:spt="32" o:oned="t" path="m,l21600,21600e" filled="f">
+                <v:path arrowok="t" fillok="f" o:connecttype="none"/>
+                <o:lock v:ext="edit" shapetype="t"/>
+              </v:shapetype>
+              <v:shape id="AutoShape 359" o:spid="_x0000_s1026" type="#_x0000_t32" style="position:absolute;margin-left:275.95pt;margin-top:72.4pt;width:.5pt;height:3.95pt;flip:x;z-index:251652096;visibility:visible;mso-wrap-style:square;mso-width-percent:0;mso-height-percent:0;mso-wrap-distance-left:9pt;mso-wrap-distance-top:0;mso-wrap-distance-right:9pt;mso-wrap-distance-bottom:0;mso-position-horizontal:absolute;mso-position-horizontal-relative:text;mso-position-vertical:absolute;mso-position-vertical-relative:text;mso-width-percent:0;mso-height-percent:0;mso-width-relative:page;mso-height-relative:page" o:gfxdata="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" strokecolor="yellow" strokeweight="1pt">
+                <o:lock v:ext="edit" shapetype="f"/>
+              </v:shape>
+            </w:pict>
+          </mc:Fallback>
+        </mc:AlternateContent>
       </w:r>
       <w:commentRangeEnd w:id="4"/>
       <w:r>
@@ -7137,6 +7857,7 @@
           <w:lang w:val="en-US"/>
         </w:rPr>
       </w:pPr>
+      <w:proofErr w:type="spellStart"/>
       <w:r>
         <w:rPr>
           <w:rFonts w:ascii="Calibri Light" w:eastAsia="Calibri" w:hAnsi="Calibri Light" w:cs="Calibri Light"/>
@@ -7146,9 +7867,9 @@
           <w:szCs w:val="20"/>
           <w:lang w:val="en-US"/>
         </w:rPr>
-        <w:t xml:space="preserve">WallBox </w:t>
-      </w:r>
-      <w:proofErr w:type="spellStart"/>
+        <w:t>WallBox</w:t>
+      </w:r>
+      <w:proofErr w:type="spellEnd"/>
       <w:r>
         <w:rPr>
           <w:rFonts w:ascii="Calibri Light" w:eastAsia="Calibri" w:hAnsi="Calibri Light" w:cs="Calibri Light"/>
@@ -7158,9 +7879,9 @@
           <w:szCs w:val="20"/>
           <w:lang w:val="en-US"/>
         </w:rPr>
-        <w:t>Cupra</w:t>
-      </w:r>
-      <w:proofErr w:type="spellEnd"/>
+        <w:t xml:space="preserve"> </w:t>
+      </w:r>
+      <w:proofErr w:type="spellStart"/>
       <w:r>
         <w:rPr>
           <w:rFonts w:ascii="Calibri Light" w:eastAsia="Calibri" w:hAnsi="Calibri Light" w:cs="Calibri Light"/>
@@ -7170,8 +7891,9 @@
           <w:szCs w:val="20"/>
           <w:lang w:val="en-US"/>
         </w:rPr>
-        <w:t xml:space="preserve"> C</w:t>
-      </w:r>
+        <w:t>Cupra</w:t>
+      </w:r>
+      <w:proofErr w:type="spellEnd"/>
       <w:r>
         <w:rPr>
           <w:rFonts w:ascii="Calibri Light" w:eastAsia="Calibri" w:hAnsi="Calibri Light" w:cs="Calibri Light"/>
@@ -7181,7 +7903,7 @@
           <w:szCs w:val="20"/>
           <w:lang w:val="en-US"/>
         </w:rPr>
-        <w:t>harger</w:t>
+        <w:t xml:space="preserve"> C</w:t>
       </w:r>
       <w:r>
         <w:rPr>
@@ -7192,7 +7914,7 @@
           <w:szCs w:val="20"/>
           <w:lang w:val="en-US"/>
         </w:rPr>
-        <w:t xml:space="preserve"> </w:t>
+        <w:t>harger</w:t>
       </w:r>
       <w:r>
         <w:rPr>
@@ -7203,10 +7925,8 @@
           <w:szCs w:val="20"/>
           <w:lang w:val="en-US"/>
         </w:rPr>
-        <w:t xml:space="preserve">Connect </w:t>
-      </w:r>
-      <w:proofErr w:type="spellStart"/>
-      <w:proofErr w:type="gramStart"/>
+        <w:t xml:space="preserve"> </w:t>
+      </w:r>
       <w:r>
         <w:rPr>
           <w:rFonts w:ascii="Calibri Light" w:eastAsia="Calibri" w:hAnsi="Calibri Light" w:cs="Calibri Light"/>
@@ -7216,10 +7936,21 @@
           <w:szCs w:val="20"/>
           <w:lang w:val="en-US"/>
         </w:rPr>
+        <w:t xml:space="preserve">Connect </w:t>
+      </w:r>
+      <w:proofErr w:type="spellStart"/>
+      <w:r>
+        <w:rPr>
+          <w:rFonts w:ascii="Calibri Light" w:eastAsia="Calibri" w:hAnsi="Calibri Light" w:cs="Calibri Light"/>
+          <w:color w:val="231F20"/>
+          <w:spacing w:val="-2"/>
+          <w:sz w:val="20"/>
+          <w:szCs w:val="20"/>
+          <w:lang w:val="en-US"/>
+        </w:rPr>
         <w:t>monofase</w:t>
       </w:r>
       <w:proofErr w:type="spellEnd"/>
-      <w:proofErr w:type="gramEnd"/>
     </w:p>
     <w:p>
       <w:pPr>
@@ -7296,23 +8027,12 @@
       </w:pPr>
       <w:r>
         <w:rPr>
-          <w:noProof/>
-        </w:rPr>
-        <w:lastRenderedPageBreak/>
-        <w:pict w14:anchorId="1BA9924E">
-          <v:shape id="_x0000_s2404" type="#_x0000_t75" style="position:absolute;left:0;text-align:left;margin-left:390.55pt;margin-top:23.85pt;width:147.85pt;height:263pt;z-index:251663360;mso-position-horizontal-relative:margin;mso-position-vertical-relative:margin">
-            <v:imagedata r:id="rId13" o:title=""/>
-            <w10:wrap type="square" anchorx="margin" anchory="margin"/>
-          </v:shape>
-        </w:pict>
-      </w:r>
-      <w:r>
-        <w:rPr>
           <w:rFonts w:ascii="Calibri Light" w:eastAsia="Calibri" w:hAnsi="Calibri Light" w:cs="Calibri Light"/>
           <w:b/>
           <w:color w:val="231F20"/>
           <w:spacing w:val="-2"/>
         </w:rPr>
+        <w:lastRenderedPageBreak/>
         <w:t>WALLBOX ID CHARGER</w:t>
       </w:r>
     </w:p>
@@ -7328,20 +8048,80 @@
         <w:rPr>
           <w:noProof/>
         </w:rPr>
-        <w:pict w14:anchorId="296A2D2F">
-          <v:rect id="_x0000_s2403" style="position:absolute;left:0;text-align:left;margin-left:-409.75pt;margin-top:4.9pt;width:397.55pt;height:40.1pt;z-index:251662336" stroked="f"/>
-        </w:pict>
-      </w:r>
-      <w:r>
-        <w:rPr>
-          <w:noProof/>
-        </w:rPr>
-        <w:pict w14:anchorId="4EBA0B1E">
-          <v:shape id="_x0000_s2372" type="#_x0000_t75" style="position:absolute;left:0;text-align:left;margin-left:.3pt;margin-top:7pt;width:395.1pt;height:511.5pt;z-index:251653120">
-            <v:imagedata r:id="rId14" o:title="Immagine 2023-11-07 164506"/>
-            <w10:wrap type="square"/>
-          </v:shape>
-        </w:pict>
+        <mc:AlternateContent>
+          <mc:Choice Requires="wps">
+            <w:drawing>
+              <wp:anchor distT="0" distB="0" distL="114300" distR="114300" simplePos="0" relativeHeight="251662336" behindDoc="0" locked="0" layoutInCell="1" allowOverlap="1" wp14:anchorId="7F106550" wp14:editId="320A619E">
+                <wp:simplePos x="0" y="0"/>
+                <wp:positionH relativeFrom="column">
+                  <wp:posOffset>-5203825</wp:posOffset>
+                </wp:positionH>
+                <wp:positionV relativeFrom="paragraph">
+                  <wp:posOffset>62230</wp:posOffset>
+                </wp:positionV>
+                <wp:extent cx="5048885" cy="509270"/>
+                <wp:effectExtent l="0" t="0" r="0" b="0"/>
+                <wp:wrapNone/>
+                <wp:docPr id="1975043207" name="Rectangle 358"/>
+                <wp:cNvGraphicFramePr>
+                  <a:graphicFrameLocks xmlns:a="http://schemas.openxmlformats.org/drawingml/2006/main"/>
+                </wp:cNvGraphicFramePr>
+                <a:graphic xmlns:a="http://schemas.openxmlformats.org/drawingml/2006/main">
+                  <a:graphicData uri="http://schemas.microsoft.com/office/word/2010/wordprocessingShape">
+                    <wps:wsp>
+                      <wps:cNvSpPr>
+                        <a:spLocks/>
+                      </wps:cNvSpPr>
+                      <wps:spPr bwMode="auto">
+                        <a:xfrm>
+                          <a:off x="0" y="0"/>
+                          <a:ext cx="5048885" cy="509270"/>
+                        </a:xfrm>
+                        <a:prstGeom prst="rect">
+                          <a:avLst/>
+                        </a:prstGeom>
+                        <a:solidFill>
+                          <a:srgbClr val="FFFFFF"/>
+                        </a:solidFill>
+                        <a:ln>
+                          <a:noFill/>
+                        </a:ln>
+                        <a:extLst>
+                          <a:ext uri="{91240B29-F687-4F45-9708-019B960494DF}">
+                            <a14:hiddenLine xmlns:a14="http://schemas.microsoft.com/office/drawing/2010/main" w="9525">
+                              <a:solidFill>
+                                <a:srgbClr val="000000"/>
+                              </a:solidFill>
+                              <a:miter lim="800000"/>
+                              <a:headEnd/>
+                              <a:tailEnd/>
+                            </a14:hiddenLine>
+                          </a:ext>
+                        </a:extLst>
+                      </wps:spPr>
+                      <wps:bodyPr rot="0" vert="horz" wrap="square" lIns="91440" tIns="45720" rIns="91440" bIns="45720" anchor="t" anchorCtr="0" upright="1">
+                        <a:noAutofit/>
+                      </wps:bodyPr>
+                    </wps:wsp>
+                  </a:graphicData>
+                </a:graphic>
+                <wp14:sizeRelH relativeFrom="page">
+                  <wp14:pctWidth>0</wp14:pctWidth>
+                </wp14:sizeRelH>
+                <wp14:sizeRelV relativeFrom="page">
+                  <wp14:pctHeight>0</wp14:pctHeight>
+                </wp14:sizeRelV>
+              </wp:anchor>
+            </w:drawing>
+          </mc:Choice>
+          <mc:Fallback>
+            <w:pict>
+              <v:rect w14:anchorId="5EA6B00A" id="Rectangle 358" o:spid="_x0000_s1026" style="position:absolute;margin-left:-409.75pt;margin-top:4.9pt;width:397.55pt;height:40.1pt;z-index:251662336;visibility:visible;mso-wrap-style:square;mso-width-percent:0;mso-height-percent:0;mso-wrap-distance-left:9pt;mso-wrap-distance-top:0;mso-wrap-distance-right:9pt;mso-wrap-distance-bottom:0;mso-position-horizontal:absolute;mso-position-horizontal-relative:text;mso-position-vertical:absolute;mso-position-vertical-relative:text;mso-width-percent:0;mso-height-percent:0;mso-width-relative:page;mso-height-relative:page;v-text-anchor:top" o:gfxdata="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" stroked="f">
+                <v:path arrowok="t"/>
+              </v:rect>
+            </w:pict>
+          </mc:Fallback>
+        </mc:AlternateContent>
       </w:r>
       <w:r>
         <w:rPr>
@@ -7532,8 +8312,8 @@
         <w:tblLook w:val="04A0" w:firstRow="1" w:lastRow="0" w:firstColumn="1" w:lastColumn="0" w:noHBand="0" w:noVBand="1"/>
       </w:tblPr>
       <w:tblGrid>
-        <w:gridCol w:w="4711"/>
-        <w:gridCol w:w="4712"/>
+        <w:gridCol w:w="4598"/>
+        <w:gridCol w:w="4599"/>
       </w:tblGrid>
       <w:tr>
         <w:trPr>
@@ -7644,23 +8424,13 @@
           <w:szCs w:val="22"/>
         </w:rPr>
       </w:pPr>
-      <w:proofErr w:type="gramStart"/>
-      <w:r>
-        <w:rPr>
-          <w:rFonts w:ascii="Calibri Light" w:eastAsia="Arial Narrow" w:hAnsi="Calibri Light" w:cs="Calibri Light"/>
-          <w:sz w:val="22"/>
-          <w:szCs w:val="22"/>
-        </w:rPr>
-        <w:t>La Stazione di ricarica,</w:t>
-      </w:r>
-      <w:proofErr w:type="gramEnd"/>
-      <w:r>
-        <w:rPr>
-          <w:rFonts w:ascii="Calibri Light" w:eastAsia="Arial Narrow" w:hAnsi="Calibri Light" w:cs="Calibri Light"/>
-          <w:sz w:val="22"/>
-          <w:szCs w:val="22"/>
-        </w:rPr>
-        <w:t xml:space="preserve"> consiste in un insieme di apparecchiature elettriche costituito </w:t>
+      <w:r>
+        <w:rPr>
+          <w:rFonts w:ascii="Calibri Light" w:eastAsia="Arial Narrow" w:hAnsi="Calibri Light" w:cs="Calibri Light"/>
+          <w:sz w:val="22"/>
+          <w:szCs w:val="22"/>
+        </w:rPr>
+        <w:t xml:space="preserve">La Stazione di ricarica, consiste in un insieme di apparecchiature elettriche costituito </w:t>
       </w:r>
       <w:r>
         <w:rPr>
@@ -12600,9 +13370,9 @@
           <w:szCs w:val="22"/>
         </w:rPr>
         <w:sectPr>
-          <w:headerReference w:type="default" r:id="rId15"/>
-          <w:footerReference w:type="default" r:id="rId16"/>
-          <w:footerReference w:type="first" r:id="rId17"/>
+          <w:headerReference w:type="default" r:id="rId12"/>
+          <w:footerReference w:type="default" r:id="rId13"/>
+          <w:footerReference w:type="first" r:id="rId14"/>
           <w:pgSz w:w="11906" w:h="16838" w:code="9"/>
           <w:pgMar w:top="1805" w:right="1133" w:bottom="1135" w:left="1134" w:header="426" w:footer="0" w:gutter="0"/>
           <w:pgNumType w:start="1"/>
@@ -13891,25 +14661,7 @@
           <w:sz w:val="22"/>
           <w:szCs w:val="22"/>
         </w:rPr>
-        <w:t xml:space="preserve">Per gli impianti di </w:t>
-      </w:r>
-      <w:proofErr w:type="gramStart"/>
-      <w:r>
-        <w:rPr>
-          <w:rFonts w:ascii="Calibri Light" w:hAnsi="Calibri Light" w:cs="Calibri Light"/>
-          <w:sz w:val="22"/>
-          <w:szCs w:val="22"/>
-        </w:rPr>
-        <w:t>1ª</w:t>
-      </w:r>
-      <w:proofErr w:type="gramEnd"/>
-      <w:r>
-        <w:rPr>
-          <w:rFonts w:ascii="Calibri Light" w:hAnsi="Calibri Light" w:cs="Calibri Light"/>
-          <w:sz w:val="22"/>
-          <w:szCs w:val="22"/>
-        </w:rPr>
-        <w:t xml:space="preserve"> categoria la tensione misurata tra il quadro principale immediatamente a valle del punto di consegna dell’energia elettrica ed un qualsiasi punto dell'impianto utilizzatore (ivi compresi apparecchi d’illuminazione, prese a spina, ecc.), quando sono inseriti e funzionanti al rispettivo carico nominale non deve superare il 4% (a fondo linea).</w:t>
+        <w:t>Per gli impianti di 1ª categoria la tensione misurata tra il quadro principale immediatamente a valle del punto di consegna dell’energia elettrica ed un qualsiasi punto dell'impianto utilizzatore (ivi compresi apparecchi d’illuminazione, prese a spina, ecc.), quando sono inseriti e funzionanti al rispettivo carico nominale non deve superare il 4% (a fondo linea).</w:t>
       </w:r>
     </w:p>
     <w:p>
@@ -14224,7 +14976,6 @@
         <w:t xml:space="preserve"> </w:t>
       </w:r>
       <w:proofErr w:type="spellStart"/>
-      <w:proofErr w:type="gramStart"/>
       <w:r>
         <w:rPr>
           <w:rFonts w:ascii="Calibri Light" w:hAnsi="Calibri Light" w:cs="Calibri Light"/>
@@ -14238,7 +14989,6 @@
         </w:rPr>
         <w:t>;</w:t>
       </w:r>
-      <w:proofErr w:type="gramEnd"/>
     </w:p>
     <w:p>
       <w:pPr>
@@ -14302,7 +15052,6 @@
         <w:t xml:space="preserve"> </w:t>
       </w:r>
       <w:proofErr w:type="spellStart"/>
-      <w:proofErr w:type="gramStart"/>
       <w:r>
         <w:rPr>
           <w:rFonts w:ascii="Calibri Light" w:hAnsi="Calibri Light" w:cs="Calibri Light"/>
@@ -14316,7 +15065,6 @@
         </w:rPr>
         <w:t>;</w:t>
       </w:r>
-      <w:proofErr w:type="gramEnd"/>
     </w:p>
     <w:p>
       <w:pPr>
@@ -14489,7 +15237,6 @@
         <w:t xml:space="preserve"> a due </w:t>
       </w:r>
       <w:proofErr w:type="spellStart"/>
-      <w:proofErr w:type="gramStart"/>
       <w:r>
         <w:rPr>
           <w:rFonts w:ascii="Calibri Light" w:hAnsi="Calibri Light" w:cs="Calibri Light"/>
@@ -14503,7 +15250,6 @@
         </w:rPr>
         <w:t>;</w:t>
       </w:r>
-      <w:proofErr w:type="gramEnd"/>
     </w:p>
     <w:p>
       <w:pPr>
@@ -16295,7 +17041,6 @@
         <w:t xml:space="preserve"> di </w:t>
       </w:r>
       <w:proofErr w:type="spellStart"/>
-      <w:proofErr w:type="gramStart"/>
       <w:r>
         <w:rPr>
           <w:rFonts w:ascii="Calibri Light" w:hAnsi="Calibri Light" w:cs="Calibri Light"/>
@@ -16307,14 +17052,7 @@
         <w:rPr>
           <w:rFonts w:ascii="Calibri Light" w:hAnsi="Calibri Light" w:cs="Calibri Light"/>
         </w:rPr>
-        <w:t>;</w:t>
-      </w:r>
-      <w:proofErr w:type="gramEnd"/>
-      <w:r>
-        <w:rPr>
-          <w:rFonts w:ascii="Calibri Light" w:hAnsi="Calibri Light" w:cs="Calibri Light"/>
-        </w:rPr>
-        <w:t xml:space="preserve"> </w:t>
+        <w:t xml:space="preserve">; </w:t>
       </w:r>
     </w:p>
     <w:p>
@@ -16344,7 +17082,6 @@
         <w:t xml:space="preserve"> </w:t>
       </w:r>
       <w:proofErr w:type="spellStart"/>
-      <w:proofErr w:type="gramStart"/>
       <w:r>
         <w:rPr>
           <w:rFonts w:ascii="Calibri Light" w:hAnsi="Calibri Light" w:cs="Calibri Light"/>
@@ -16356,14 +17093,7 @@
         <w:rPr>
           <w:rFonts w:ascii="Calibri Light" w:hAnsi="Calibri Light" w:cs="Calibri Light"/>
         </w:rPr>
-        <w:t>;</w:t>
-      </w:r>
-      <w:proofErr w:type="gramEnd"/>
-      <w:r>
-        <w:rPr>
-          <w:rFonts w:ascii="Calibri Light" w:hAnsi="Calibri Light" w:cs="Calibri Light"/>
-        </w:rPr>
-        <w:t xml:space="preserve"> </w:t>
+        <w:t xml:space="preserve">; </w:t>
       </w:r>
     </w:p>
     <w:p>
@@ -16379,7 +17109,6 @@
         </w:rPr>
       </w:pPr>
       <w:proofErr w:type="spellStart"/>
-      <w:proofErr w:type="gramStart"/>
       <w:r>
         <w:rPr>
           <w:rFonts w:ascii="Calibri Light" w:hAnsi="Calibri Light" w:cs="Calibri Light"/>
@@ -16393,7 +17122,6 @@
         </w:rPr>
         <w:t>;</w:t>
       </w:r>
-      <w:proofErr w:type="gramEnd"/>
     </w:p>
     <w:p>
       <w:pPr>
@@ -16422,7 +17150,6 @@
         <w:t xml:space="preserve"> </w:t>
       </w:r>
       <w:proofErr w:type="spellStart"/>
-      <w:proofErr w:type="gramStart"/>
       <w:r>
         <w:rPr>
           <w:rFonts w:ascii="Calibri Light" w:hAnsi="Calibri Light" w:cs="Calibri Light"/>
@@ -16436,7 +17163,6 @@
         </w:rPr>
         <w:t>;</w:t>
       </w:r>
-      <w:proofErr w:type="gramEnd"/>
     </w:p>
     <w:p>
       <w:pPr>
@@ -19882,25 +20608,7 @@
           <w:sz w:val="22"/>
           <w:szCs w:val="22"/>
         </w:rPr>
-        <w:t xml:space="preserve">Le condutture della distribuzione </w:t>
-      </w:r>
-      <w:proofErr w:type="gramStart"/>
-      <w:r>
-        <w:rPr>
-          <w:rFonts w:ascii="Calibri Light" w:hAnsi="Calibri Light" w:cs="Calibri Light"/>
-          <w:sz w:val="22"/>
-          <w:szCs w:val="22"/>
-        </w:rPr>
-        <w:t>saranno unicamente cavi unipolari</w:t>
-      </w:r>
-      <w:proofErr w:type="gramEnd"/>
-      <w:r>
-        <w:rPr>
-          <w:rFonts w:ascii="Calibri Light" w:hAnsi="Calibri Light" w:cs="Calibri Light"/>
-          <w:sz w:val="22"/>
-          <w:szCs w:val="22"/>
-        </w:rPr>
-        <w:t xml:space="preserve"> tipo FG16R16/FG16M16, che saranno usati per sezioni di conduttore superiore a 25 mm2, mentre per sezioni inferiore sarà ammesso uso di cavi multipolare del tipo FG16(O)R16 o FRG17, che saranno utilizzati anche per le alimentazioni di utenze o i collegamenti di segnale nei locali tecnologici.</w:t>
+        <w:t>Le condutture della distribuzione saranno unicamente cavi unipolari tipo FG16R16/FG16M16, che saranno usati per sezioni di conduttore superiore a 25 mm2, mentre per sezioni inferiore sarà ammesso uso di cavi multipolare del tipo FG16(O)R16 o FRG17, che saranno utilizzati anche per le alimentazioni di utenze o i collegamenti di segnale nei locali tecnologici.</w:t>
       </w:r>
     </w:p>
     <w:p>
@@ -20760,16 +21468,8 @@
         <w:rPr>
           <w:rFonts w:ascii="Calibri Light" w:hAnsi="Calibri Light" w:cs="Calibri Light"/>
         </w:rPr>
-        <w:t xml:space="preserve">: 50-60 </w:t>
-      </w:r>
-      <w:proofErr w:type="gramStart"/>
-      <w:r>
-        <w:rPr>
-          <w:rFonts w:ascii="Calibri Light" w:hAnsi="Calibri Light" w:cs="Calibri Light"/>
-        </w:rPr>
-        <w:t>Hz;</w:t>
-      </w:r>
-      <w:proofErr w:type="gramEnd"/>
+        <w:t>: 50-60 Hz;</w:t>
+      </w:r>
     </w:p>
     <w:p>
       <w:pPr>
@@ -20787,16 +21487,8 @@
         <w:rPr>
           <w:rFonts w:ascii="Calibri Light" w:hAnsi="Calibri Light" w:cs="Calibri Light"/>
         </w:rPr>
-        <w:t>Nr. poli: (1+N; 1; 2; 3; 4</w:t>
-      </w:r>
-      <w:proofErr w:type="gramStart"/>
-      <w:r>
-        <w:rPr>
-          <w:rFonts w:ascii="Calibri Light" w:hAnsi="Calibri Light" w:cs="Calibri Light"/>
-        </w:rPr>
-        <w:t>);</w:t>
-      </w:r>
-      <w:proofErr w:type="gramEnd"/>
+        <w:t>Nr. poli: (1+N; 1; 2; 3; 4);</w:t>
+      </w:r>
     </w:p>
     <w:p>
       <w:pPr>
@@ -20847,11 +21539,19 @@
           <w:rFonts w:ascii="Calibri Light" w:hAnsi="Calibri Light" w:cs="Calibri Light"/>
         </w:rPr>
       </w:pPr>
-      <w:r>
-        <w:rPr>
-          <w:rFonts w:ascii="Calibri Light" w:hAnsi="Calibri Light" w:cs="Calibri Light"/>
-        </w:rPr>
-        <w:t xml:space="preserve">Corrente </w:t>
+      <w:proofErr w:type="spellStart"/>
+      <w:r>
+        <w:rPr>
+          <w:rFonts w:ascii="Calibri Light" w:hAnsi="Calibri Light" w:cs="Calibri Light"/>
+        </w:rPr>
+        <w:t>Corrente</w:t>
+      </w:r>
+      <w:proofErr w:type="spellEnd"/>
+      <w:r>
+        <w:rPr>
+          <w:rFonts w:ascii="Calibri Light" w:hAnsi="Calibri Light" w:cs="Calibri Light"/>
+        </w:rPr>
+        <w:t xml:space="preserve"> </w:t>
       </w:r>
       <w:proofErr w:type="spellStart"/>
       <w:r>
@@ -20918,21 +21618,7 @@
         <w:rPr>
           <w:rFonts w:ascii="Calibri Light" w:hAnsi="Calibri Light" w:cs="Calibri Light"/>
         </w:rPr>
-        <w:t xml:space="preserve"> B): (6…63) </w:t>
-      </w:r>
-      <w:proofErr w:type="gramStart"/>
-      <w:r>
-        <w:rPr>
-          <w:rFonts w:ascii="Calibri Light" w:hAnsi="Calibri Light" w:cs="Calibri Light"/>
-        </w:rPr>
-        <w:t>A;</w:t>
-      </w:r>
-      <w:proofErr w:type="gramEnd"/>
-      <w:r>
-        <w:rPr>
-          <w:rFonts w:ascii="Calibri Light" w:hAnsi="Calibri Light" w:cs="Calibri Light"/>
-        </w:rPr>
-        <w:t xml:space="preserve"> </w:t>
+        <w:t xml:space="preserve"> B): (6…63) A; </w:t>
       </w:r>
     </w:p>
     <w:p>
@@ -21050,16 +21736,8 @@
         <w:rPr>
           <w:rFonts w:ascii="Calibri Light" w:hAnsi="Calibri Light" w:cs="Calibri Light"/>
         </w:rPr>
-        <w:t xml:space="preserve">: </w:t>
-      </w:r>
-      <w:proofErr w:type="gramStart"/>
-      <w:r>
-        <w:rPr>
-          <w:rFonts w:ascii="Calibri Light" w:hAnsi="Calibri Light" w:cs="Calibri Light"/>
-        </w:rPr>
-        <w:t>20.000;</w:t>
-      </w:r>
-      <w:proofErr w:type="gramEnd"/>
+        <w:t>: 20.000;</w:t>
+      </w:r>
     </w:p>
     <w:p>
       <w:pPr>
@@ -21120,16 +21798,8 @@
         <w:rPr>
           <w:rFonts w:ascii="Calibri Light" w:hAnsi="Calibri Light" w:cs="Calibri Light"/>
         </w:rPr>
-        <w:t xml:space="preserve"> 500 </w:t>
-      </w:r>
-      <w:proofErr w:type="gramStart"/>
-      <w:r>
-        <w:rPr>
-          <w:rFonts w:ascii="Calibri Light" w:hAnsi="Calibri Light" w:cs="Calibri Light"/>
-        </w:rPr>
-        <w:t>V;</w:t>
-      </w:r>
-      <w:proofErr w:type="gramEnd"/>
+        <w:t xml:space="preserve"> 500 V;</w:t>
+      </w:r>
     </w:p>
     <w:p>
       <w:pPr>
@@ -21161,16 +21831,8 @@
         <w:rPr>
           <w:rFonts w:ascii="Calibri Light" w:hAnsi="Calibri Light" w:cs="Calibri Light"/>
         </w:rPr>
-        <w:t xml:space="preserve"> </w:t>
-      </w:r>
-      <w:proofErr w:type="gramStart"/>
-      <w:r>
-        <w:rPr>
-          <w:rFonts w:ascii="Calibri Light" w:hAnsi="Calibri Light" w:cs="Calibri Light"/>
-        </w:rPr>
-        <w:t>2;</w:t>
-      </w:r>
-      <w:proofErr w:type="gramEnd"/>
+        <w:t xml:space="preserve"> 2;</w:t>
+      </w:r>
     </w:p>
     <w:p>
       <w:pPr>
@@ -21209,25 +21871,7 @@
           <w:sz w:val="22"/>
           <w:szCs w:val="22"/>
         </w:rPr>
-        <w:t xml:space="preserve">Il potere di interruzione dovrà essere adeguato alla corrente di corto circuito simmetrica trifase presunta nel punto di installazione o in alternativa dovrà essere previsto un interruttore generale con opportuno coordinamento avente potere di </w:t>
-      </w:r>
-      <w:proofErr w:type="gramStart"/>
-      <w:r>
-        <w:rPr>
-          <w:rFonts w:ascii="Calibri Light" w:hAnsi="Calibri Light" w:cs="Calibri Light"/>
-          <w:sz w:val="22"/>
-          <w:szCs w:val="22"/>
-        </w:rPr>
-        <w:t>interruzione comunque</w:t>
-      </w:r>
-      <w:proofErr w:type="gramEnd"/>
-      <w:r>
-        <w:rPr>
-          <w:rFonts w:ascii="Calibri Light" w:hAnsi="Calibri Light" w:cs="Calibri Light"/>
-          <w:sz w:val="22"/>
-          <w:szCs w:val="22"/>
-        </w:rPr>
-        <w:t xml:space="preserve"> non inferiore a 15 </w:t>
+        <w:t xml:space="preserve">Il potere di interruzione dovrà essere adeguato alla corrente di corto circuito simmetrica trifase presunta nel punto di installazione o in alternativa dovrà essere previsto un interruttore generale con opportuno coordinamento avente potere di interruzione comunque non inferiore a 15 </w:t>
       </w:r>
       <w:proofErr w:type="spellStart"/>
       <w:r>
@@ -21394,16 +22038,8 @@
         <w:rPr>
           <w:rFonts w:ascii="Calibri Light" w:hAnsi="Calibri Light" w:cs="Calibri Light"/>
         </w:rPr>
-        <w:t xml:space="preserve">: 50-60 </w:t>
-      </w:r>
-      <w:proofErr w:type="gramStart"/>
-      <w:r>
-        <w:rPr>
-          <w:rFonts w:ascii="Calibri Light" w:hAnsi="Calibri Light" w:cs="Calibri Light"/>
-        </w:rPr>
-        <w:t>Hz;</w:t>
-      </w:r>
-      <w:proofErr w:type="gramEnd"/>
+        <w:t>: 50-60 Hz;</w:t>
+      </w:r>
     </w:p>
     <w:p>
       <w:pPr>
@@ -21442,16 +22078,8 @@
         <w:rPr>
           <w:rFonts w:ascii="Calibri Light" w:hAnsi="Calibri Light" w:cs="Calibri Light"/>
         </w:rPr>
-        <w:t xml:space="preserve">Taglia: 25, 40, 63, 100 </w:t>
-      </w:r>
-      <w:proofErr w:type="gramStart"/>
-      <w:r>
-        <w:rPr>
-          <w:rFonts w:ascii="Calibri Light" w:hAnsi="Calibri Light" w:cs="Calibri Light"/>
-        </w:rPr>
-        <w:t>A;</w:t>
-      </w:r>
-      <w:proofErr w:type="gramEnd"/>
+        <w:t>Taglia: 25, 40, 63, 100 A;</w:t>
+      </w:r>
     </w:p>
     <w:p>
       <w:pPr>
@@ -21469,16 +22097,8 @@
         <w:rPr>
           <w:rFonts w:ascii="Calibri Light" w:hAnsi="Calibri Light" w:cs="Calibri Light"/>
         </w:rPr>
-        <w:t>Nr. poli: (2-3-4</w:t>
-      </w:r>
-      <w:proofErr w:type="gramStart"/>
-      <w:r>
-        <w:rPr>
-          <w:rFonts w:ascii="Calibri Light" w:hAnsi="Calibri Light" w:cs="Calibri Light"/>
-        </w:rPr>
-        <w:t>);</w:t>
-      </w:r>
-      <w:proofErr w:type="gramEnd"/>
+        <w:t>Nr. poli: (2-3-4);</w:t>
+      </w:r>
     </w:p>
     <w:p>
       <w:pPr>
@@ -21532,21 +22152,7 @@
         <w:rPr>
           <w:rFonts w:ascii="Calibri Light" w:hAnsi="Calibri Light" w:cs="Calibri Light"/>
         </w:rPr>
-        <w:t xml:space="preserve">: 0.03 – 0,1 – 0,3 – 0,5 – 1 – </w:t>
-      </w:r>
-      <w:proofErr w:type="gramStart"/>
-      <w:r>
-        <w:rPr>
-          <w:rFonts w:ascii="Calibri Light" w:hAnsi="Calibri Light" w:cs="Calibri Light"/>
-        </w:rPr>
-        <w:t>2;</w:t>
-      </w:r>
-      <w:proofErr w:type="gramEnd"/>
-      <w:r>
-        <w:rPr>
-          <w:rFonts w:ascii="Calibri Light" w:hAnsi="Calibri Light" w:cs="Calibri Light"/>
-        </w:rPr>
-        <w:t xml:space="preserve"> </w:t>
+        <w:t xml:space="preserve">: 0.03 – 0,1 – 0,3 – 0,5 – 1 – 2; </w:t>
       </w:r>
     </w:p>
     <w:p>
@@ -21601,16 +22207,8 @@
         <w:rPr>
           <w:rFonts w:ascii="Calibri Light" w:hAnsi="Calibri Light" w:cs="Calibri Light"/>
         </w:rPr>
-        <w:t xml:space="preserve">: </w:t>
-      </w:r>
-      <w:proofErr w:type="gramStart"/>
-      <w:r>
-        <w:rPr>
-          <w:rFonts w:ascii="Calibri Light" w:hAnsi="Calibri Light" w:cs="Calibri Light"/>
-        </w:rPr>
-        <w:t>20.000;</w:t>
-      </w:r>
-      <w:proofErr w:type="gramEnd"/>
+        <w:t>: 20.000;</w:t>
+      </w:r>
     </w:p>
     <w:p>
       <w:pPr>
@@ -22110,7 +22708,6 @@
         <w:t xml:space="preserve"> ed </w:t>
       </w:r>
       <w:proofErr w:type="spellStart"/>
-      <w:proofErr w:type="gramStart"/>
       <w:r>
         <w:rPr>
           <w:rFonts w:ascii="Calibri Light" w:hAnsi="Calibri Light" w:cs="Calibri Light"/>
@@ -22124,7 +22721,6 @@
         </w:rPr>
         <w:t>;</w:t>
       </w:r>
-      <w:proofErr w:type="gramEnd"/>
     </w:p>
     <w:p>
       <w:pPr>
@@ -22153,7 +22749,6 @@
         <w:t xml:space="preserve"> di </w:t>
       </w:r>
       <w:proofErr w:type="spellStart"/>
-      <w:proofErr w:type="gramStart"/>
       <w:r>
         <w:rPr>
           <w:rFonts w:ascii="Calibri Light" w:hAnsi="Calibri Light" w:cs="Calibri Light"/>
@@ -22165,14 +22760,7 @@
         <w:rPr>
           <w:rFonts w:ascii="Calibri Light" w:hAnsi="Calibri Light" w:cs="Calibri Light"/>
         </w:rPr>
-        <w:t>;</w:t>
-      </w:r>
-      <w:proofErr w:type="gramEnd"/>
-      <w:r>
-        <w:rPr>
-          <w:rFonts w:ascii="Calibri Light" w:hAnsi="Calibri Light" w:cs="Calibri Light"/>
-        </w:rPr>
-        <w:t xml:space="preserve"> </w:t>
+        <w:t xml:space="preserve">; </w:t>
       </w:r>
     </w:p>
     <w:p>
@@ -22194,7 +22782,6 @@
         <w:t xml:space="preserve">Barrette di </w:t>
       </w:r>
       <w:proofErr w:type="spellStart"/>
-      <w:proofErr w:type="gramStart"/>
       <w:r>
         <w:rPr>
           <w:rFonts w:ascii="Calibri Light" w:hAnsi="Calibri Light" w:cs="Calibri Light"/>
@@ -22206,14 +22793,7 @@
         <w:rPr>
           <w:rFonts w:ascii="Calibri Light" w:hAnsi="Calibri Light" w:cs="Calibri Light"/>
         </w:rPr>
-        <w:t>;</w:t>
-      </w:r>
-      <w:proofErr w:type="gramEnd"/>
-      <w:r>
-        <w:rPr>
-          <w:rFonts w:ascii="Calibri Light" w:hAnsi="Calibri Light" w:cs="Calibri Light"/>
-        </w:rPr>
-        <w:t xml:space="preserve"> </w:t>
+        <w:t xml:space="preserve">; </w:t>
       </w:r>
     </w:p>
     <w:p>
@@ -22228,14 +22808,21 @@
           <w:rFonts w:ascii="Calibri Light" w:hAnsi="Calibri Light" w:cs="Calibri Light"/>
         </w:rPr>
       </w:pPr>
-      <w:r>
-        <w:rPr>
-          <w:rFonts w:ascii="Calibri Light" w:hAnsi="Calibri Light" w:cs="Calibri Light"/>
-        </w:rPr>
-        <w:t xml:space="preserve">Bobine di </w:t>
-      </w:r>
       <w:proofErr w:type="spellStart"/>
-      <w:proofErr w:type="gramStart"/>
+      <w:r>
+        <w:rPr>
+          <w:rFonts w:ascii="Calibri Light" w:hAnsi="Calibri Light" w:cs="Calibri Light"/>
+        </w:rPr>
+        <w:t>Bobine</w:t>
+      </w:r>
+      <w:proofErr w:type="spellEnd"/>
+      <w:r>
+        <w:rPr>
+          <w:rFonts w:ascii="Calibri Light" w:hAnsi="Calibri Light" w:cs="Calibri Light"/>
+        </w:rPr>
+        <w:t xml:space="preserve"> di </w:t>
+      </w:r>
+      <w:proofErr w:type="spellStart"/>
       <w:r>
         <w:rPr>
           <w:rFonts w:ascii="Calibri Light" w:hAnsi="Calibri Light" w:cs="Calibri Light"/>
@@ -22249,7 +22836,6 @@
         </w:rPr>
         <w:t>;</w:t>
       </w:r>
-      <w:proofErr w:type="gramEnd"/>
     </w:p>
     <w:p>
       <w:pPr>
@@ -22967,25 +23553,7 @@
           <w:sz w:val="22"/>
           <w:szCs w:val="22"/>
         </w:rPr>
-        <w:t xml:space="preserve">Le condutture elettriche dovranno essere opportunamente distanziate da tubazioni che producano calore, fumi o vapori. Se ciò </w:t>
-      </w:r>
-      <w:proofErr w:type="gramStart"/>
-      <w:r>
-        <w:rPr>
-          <w:rFonts w:ascii="Calibri Light" w:hAnsi="Calibri Light" w:cs="Calibri Light"/>
-          <w:sz w:val="22"/>
-          <w:szCs w:val="22"/>
-        </w:rPr>
-        <w:t>non fosse possibile</w:t>
-      </w:r>
-      <w:proofErr w:type="gramEnd"/>
-      <w:r>
-        <w:rPr>
-          <w:rFonts w:ascii="Calibri Light" w:hAnsi="Calibri Light" w:cs="Calibri Light"/>
-          <w:sz w:val="22"/>
-          <w:szCs w:val="22"/>
-        </w:rPr>
-        <w:t xml:space="preserve"> si dovranno utilizzare opportuni accorgimenti onde evitare eventuali effetti dannosi.</w:t>
+        <w:t>Le condutture elettriche dovranno essere opportunamente distanziate da tubazioni che producano calore, fumi o vapori. Se ciò non fosse possibile si dovranno utilizzare opportuni accorgimenti onde evitare eventuali effetti dannosi.</w:t>
       </w:r>
     </w:p>
     <w:p>
@@ -23265,25 +23833,7 @@
           <w:sz w:val="22"/>
           <w:szCs w:val="22"/>
         </w:rPr>
-        <w:t xml:space="preserve">Le condutture elettriche dovranno essere opportunamente distanziate da tubazioni che producano calore, fumi o vapori. Se ciò </w:t>
-      </w:r>
-      <w:proofErr w:type="gramStart"/>
-      <w:r>
-        <w:rPr>
-          <w:rFonts w:ascii="Calibri Light" w:hAnsi="Calibri Light" w:cs="Calibri Light"/>
-          <w:sz w:val="22"/>
-          <w:szCs w:val="22"/>
-        </w:rPr>
-        <w:t>non fosse possibile</w:t>
-      </w:r>
-      <w:proofErr w:type="gramEnd"/>
-      <w:r>
-        <w:rPr>
-          <w:rFonts w:ascii="Calibri Light" w:hAnsi="Calibri Light" w:cs="Calibri Light"/>
-          <w:sz w:val="22"/>
-          <w:szCs w:val="22"/>
-        </w:rPr>
-        <w:t xml:space="preserve"> si dovranno utilizzare opportuni accorgimenti onde evitare eventuali effetti dannosi.</w:t>
+        <w:t>Le condutture elettriche dovranno essere opportunamente distanziate da tubazioni che producano calore, fumi o vapori. Se ciò non fosse possibile si dovranno utilizzare opportuni accorgimenti onde evitare eventuali effetti dannosi.</w:t>
       </w:r>
     </w:p>
     <w:p>
@@ -23302,25 +23852,7 @@
           <w:sz w:val="22"/>
           <w:szCs w:val="22"/>
         </w:rPr>
-        <w:t xml:space="preserve">I tubi protettivi installati </w:t>
-      </w:r>
-      <w:proofErr w:type="gramStart"/>
-      <w:r>
-        <w:rPr>
-          <w:rFonts w:ascii="Calibri Light" w:hAnsi="Calibri Light" w:cs="Calibri Light"/>
-          <w:sz w:val="22"/>
-          <w:szCs w:val="22"/>
-        </w:rPr>
-        <w:t>sotto traccia</w:t>
-      </w:r>
-      <w:proofErr w:type="gramEnd"/>
-      <w:r>
-        <w:rPr>
-          <w:rFonts w:ascii="Calibri Light" w:hAnsi="Calibri Light" w:cs="Calibri Light"/>
-          <w:sz w:val="22"/>
-          <w:szCs w:val="22"/>
-        </w:rPr>
-        <w:t xml:space="preserve"> dovranno avere un percorso orizzontale, verticale o parallelo allo spigolo della parete, ad esclusione dei percorsi nei soffitti e nei pavimenti ove il percorso potrà essere omnidirezionale.</w:t>
+        <w:t>I tubi protettivi installati sotto traccia dovranno avere un percorso orizzontale, verticale o parallelo allo spigolo della parete, ad esclusione dei percorsi nei soffitti e nei pavimenti ove il percorso potrà essere omnidirezionale.</w:t>
       </w:r>
     </w:p>
     <w:p>
@@ -23382,12 +23914,12 @@
         <w:tblLook w:val="0000" w:firstRow="0" w:lastRow="0" w:firstColumn="0" w:lastColumn="0" w:noHBand="0" w:noVBand="0"/>
       </w:tblPr>
       <w:tblGrid>
-        <w:gridCol w:w="1940"/>
+        <w:gridCol w:w="1937"/>
         <w:gridCol w:w="77"/>
-        <w:gridCol w:w="1537"/>
-        <w:gridCol w:w="2001"/>
-        <w:gridCol w:w="1677"/>
-        <w:gridCol w:w="1983"/>
+        <w:gridCol w:w="1535"/>
+        <w:gridCol w:w="1999"/>
+        <w:gridCol w:w="1675"/>
+        <w:gridCol w:w="1980"/>
       </w:tblGrid>
       <w:tr>
         <w:trPr>
@@ -28382,14 +28914,14 @@
         <w:tblLook w:val="0000" w:firstRow="0" w:lastRow="0" w:firstColumn="0" w:lastColumn="0" w:noHBand="0" w:noVBand="0"/>
       </w:tblPr>
       <w:tblGrid>
-        <w:gridCol w:w="1490"/>
+        <w:gridCol w:w="1488"/>
         <w:gridCol w:w="12"/>
-        <w:gridCol w:w="1089"/>
+        <w:gridCol w:w="1088"/>
         <w:gridCol w:w="12"/>
         <w:gridCol w:w="929"/>
-        <w:gridCol w:w="1625"/>
-        <w:gridCol w:w="2009"/>
-        <w:gridCol w:w="2479"/>
+        <w:gridCol w:w="1623"/>
+        <w:gridCol w:w="2006"/>
+        <w:gridCol w:w="2475"/>
       </w:tblGrid>
       <w:tr>
         <w:trPr>
@@ -32921,7 +33453,6 @@
         <w:t xml:space="preserve"> </w:t>
       </w:r>
       <w:proofErr w:type="spellStart"/>
-      <w:proofErr w:type="gramStart"/>
       <w:r>
         <w:rPr>
           <w:rFonts w:ascii="Calibri Light" w:hAnsi="Calibri Light" w:cs="Calibri Light"/>
@@ -32933,14 +33464,7 @@
         <w:rPr>
           <w:rFonts w:ascii="Calibri Light" w:hAnsi="Calibri Light" w:cs="Calibri Light"/>
         </w:rPr>
-        <w:t>;</w:t>
-      </w:r>
-      <w:proofErr w:type="gramEnd"/>
-      <w:r>
-        <w:rPr>
-          <w:rFonts w:ascii="Calibri Light" w:hAnsi="Calibri Light" w:cs="Calibri Light"/>
-        </w:rPr>
-        <w:t xml:space="preserve"> </w:t>
+        <w:t xml:space="preserve">; </w:t>
       </w:r>
     </w:p>
     <w:p>
@@ -33373,8 +33897,8 @@
       </w:pPr>
     </w:p>
     <w:sectPr>
-      <w:headerReference w:type="default" r:id="rId18"/>
-      <w:footerReference w:type="default" r:id="rId19"/>
+      <w:headerReference w:type="default" r:id="rId15"/>
+      <w:footerReference w:type="default" r:id="rId16"/>
       <w:pgSz w:w="11906" w:h="16838" w:code="9"/>
       <w:pgMar w:top="1276" w:right="1133" w:bottom="1135" w:left="1134" w:header="426" w:footer="0" w:gutter="0"/>
       <w:cols w:space="708"/>
@@ -33745,35 +34269,6 @@
       <w:rPr>
         <w:noProof/>
       </w:rPr>
-      <w:pict w14:anchorId="7023DC0B">
-        <v:shapetype id="_x0000_t75" coordsize="21600,21600" o:spt="75" o:preferrelative="t" path="m@4@5l@4@11@9@11@9@5xe" filled="f" stroked="f">
-          <v:stroke joinstyle="miter"/>
-          <v:formulas>
-            <v:f eqn="if lineDrawn pixelLineWidth 0"/>
-            <v:f eqn="sum @0 1 0"/>
-            <v:f eqn="sum 0 0 @1"/>
-            <v:f eqn="prod @2 1 2"/>
-            <v:f eqn="prod @3 21600 pixelWidth"/>
-            <v:f eqn="prod @3 21600 pixelHeight"/>
-            <v:f eqn="sum @0 0 1"/>
-            <v:f eqn="prod @6 1 2"/>
-            <v:f eqn="prod @7 21600 pixelWidth"/>
-            <v:f eqn="sum @8 21600 0"/>
-            <v:f eqn="prod @7 21600 pixelHeight"/>
-            <v:f eqn="sum @10 21600 0"/>
-          </v:formulas>
-          <v:path o:extrusionok="f" gradientshapeok="t" o:connecttype="rect"/>
-          <o:lock v:ext="edit" aspectratio="t"/>
-        </v:shapetype>
-        <v:shape id="_x0000_s1053" type="#_x0000_t75" style="position:absolute;margin-left:159.75pt;margin-top:.4pt;width:178.05pt;height:45.1pt;z-index:251657216">
-          <v:imagedata r:id="rId1" o:title=""/>
-        </v:shape>
-      </w:pict>
-    </w:r>
-    <w:r>
-      <w:rPr>
-        <w:noProof/>
-      </w:rPr>
       <w:tab/>
     </w:r>
     <w:r>
@@ -33843,36 +34338,6 @@
         <w:tab w:val="left" w:pos="260"/>
       </w:tabs>
     </w:pPr>
-    <w:r>
-      <w:rPr>
-        <w:noProof/>
-        <w:color w:val="808080"/>
-      </w:rPr>
-      <w:pict w14:anchorId="2ABD81B7">
-        <v:shapetype id="_x0000_t75" coordsize="21600,21600" o:spt="75" o:preferrelative="t" path="m@4@5l@4@11@9@11@9@5xe" filled="f" stroked="f">
-          <v:stroke joinstyle="miter"/>
-          <v:formulas>
-            <v:f eqn="if lineDrawn pixelLineWidth 0"/>
-            <v:f eqn="sum @0 1 0"/>
-            <v:f eqn="sum 0 0 @1"/>
-            <v:f eqn="prod @2 1 2"/>
-            <v:f eqn="prod @3 21600 pixelWidth"/>
-            <v:f eqn="prod @3 21600 pixelHeight"/>
-            <v:f eqn="sum @0 0 1"/>
-            <v:f eqn="prod @6 1 2"/>
-            <v:f eqn="prod @7 21600 pixelWidth"/>
-            <v:f eqn="sum @8 21600 0"/>
-            <v:f eqn="prod @7 21600 pixelHeight"/>
-            <v:f eqn="sum @10 21600 0"/>
-          </v:formulas>
-          <v:path o:extrusionok="f" gradientshapeok="t" o:connecttype="rect"/>
-          <o:lock v:ext="edit" aspectratio="t"/>
-        </v:shapetype>
-        <v:shape id="_x0000_s1056" type="#_x0000_t75" style="position:absolute;margin-left:144.6pt;margin-top:3.45pt;width:191.85pt;height:48.6pt;z-index:251658240">
-          <v:imagedata r:id="rId1" o:title=""/>
-        </v:shape>
-      </w:pict>
-    </w:r>
     <w:r>
       <w:rPr>
         <w:noProof/>
